--- a/rapports/2026-06-06/EQ19/EQ19_enq3_v2/DR_malforme_1_32101E_11/35-74-97-61.docx
+++ b/rapports/2026-06-06/EQ19/EQ19_enq3_v2/DR_malforme_1_32101E_11/35-74-97-61.docx
@@ -297,7 +297,7 @@
           <w:color w:val="1F6FEB"/>
           <w:sz w:val="22"/>
         </w:rPr>
-        <w:t>⚠ INCOHÉRENCES À CORRIGER (128)</w:t>
+        <w:t>⚠ INCOHÉRENCES À CORRIGER (123)</w:t>
       </w:r>
     </w:p>
     <w:tbl>
@@ -1804,7 +1804,7 @@
                 <w:color w:val="16A34A"/>
                 <w:sz w:val="16"/>
               </w:rPr>
-              <w:t>—</w:t>
+              <w:t>s01q32, s01q36, s01q38, s04q37_modif, s02q33, s02q34, s01q00b</w:t>
             </w:r>
           </w:p>
         </w:tc>
@@ -1835,7 +1835,7 @@
                 <w:i w:val="0"/>
                 <w:sz w:val="17"/>
               </w:rPr>
-              <w:t>Incohérence!!! seulement les écoles privées paient les frais de scolarité (y compris les frais d'inscription).</w:t>
+              <w:t>Peu probable!!! Vu l'âge (16 ans) de Diouma Wourry Sylla ou l'année à laquelle Diouma Wourry Sylla a fréquenté l'école pour la dernière fois (.) le dernier diplome de Diouma Wourry Sylla ne peut être le Certificat d'études primaires (CEP), prière de corriger cette incohérence ou confirmer avec le QG.</w:t>
             </w:r>
           </w:p>
         </w:tc>
@@ -1894,7 +1894,7 @@
                 <w:color w:val="16A34A"/>
                 <w:sz w:val="16"/>
               </w:rPr>
-              <w:t>s01q32, s01q36, s01q38, s04q37_modif, s02q33, s02q34, s01q00b</w:t>
+              <w:t>s02q33, s01q00b</w:t>
             </w:r>
           </w:p>
         </w:tc>
@@ -1925,7 +1925,7 @@
                 <w:i w:val="0"/>
                 <w:sz w:val="17"/>
               </w:rPr>
-              <w:t>Peu probable!!! Vu l'âge (16 ans) de Diouma Wourry Sylla ou l'année à laquelle Diouma Wourry Sylla a fréquenté l'école pour la dernière fois (.) le dernier diplome de Diouma Wourry Sylla ne peut être le Certificat d'études primaires (CEP), prière de corriger cette incohérence ou confirmer avec le QG.</w:t>
+              <w:t>Incoherent!!! La dernière fois que Kéba Sylla a  fréquenté l'école est 9999.</w:t>
             </w:r>
           </w:p>
         </w:tc>
@@ -2015,7 +2015,7 @@
                 <w:i w:val="0"/>
                 <w:sz w:val="17"/>
               </w:rPr>
-              <w:t>Incoherent!!! La dernière fois que Kéba Sylla a  fréquenté l'école est 9999.</w:t>
+              <w:t>Incoherent!!! La dernière fois que Kéba Sylla n2 a  fréquenté l'école est 9999.</w:t>
             </w:r>
           </w:p>
         </w:tc>
@@ -2105,7 +2105,7 @@
                 <w:i w:val="0"/>
                 <w:sz w:val="17"/>
               </w:rPr>
-              <w:t>Incoherent!!! La dernière fois que Kéba Sylla n2 a  fréquenté l'école est 9999.</w:t>
+              <w:t>Incoherent!!! La dernière fois que Mamadou Sylla a  fréquenté l'école est 9999.</w:t>
             </w:r>
           </w:p>
         </w:tc>
@@ -2164,7 +2164,7 @@
                 <w:color w:val="16A34A"/>
                 <w:sz w:val="16"/>
               </w:rPr>
-              <w:t>s02q33, s01q00b</w:t>
+              <w:t>—</w:t>
             </w:r>
           </w:p>
         </w:tc>
@@ -2195,7 +2195,7 @@
                 <w:i w:val="0"/>
                 <w:sz w:val="17"/>
               </w:rPr>
-              <w:t>Incoherent!!! La dernière fois que Mamadou Sylla a  fréquenté l'école est 9999.</w:t>
+              <w:t>Incohérent!! Le niveau d'instruction déclaré par l'un des enfants () au niveau de la section 1 de Fatoumata Diaouné diffère de celui donné par Fatoumata Diaouné lui-même qui affirme ne pas avoir frequenté l'école formelle.</w:t>
             </w:r>
           </w:p>
         </w:tc>
@@ -2285,7 +2285,7 @@
                 <w:i w:val="0"/>
                 <w:sz w:val="17"/>
               </w:rPr>
-              <w:t>Incohérent!! Le niveau d'instruction déclaré par l'un des enfants () au niveau de la section 1 de Fatoumata Diaouné diffère de celui donné par Fatoumata Diaouné lui-même qui affirme ne pas avoir frequenté l'école formelle.</w:t>
+              <w:t>Incohérent!! Le niveau d'instruction déclaré par l'un des enfants () au niveau de la section 1 de Houleymatou Diaouné diffère de celui donné par Houleymatou Diaouné lui-même qui affirme ne pas avoir frequenté l'école formelle.</w:t>
             </w:r>
           </w:p>
         </w:tc>
@@ -2375,7 +2375,7 @@
                 <w:i w:val="0"/>
                 <w:sz w:val="17"/>
               </w:rPr>
-              <w:t>Incohérent!! Le niveau d'instruction déclaré par l'un des enfants () au niveau de la section 1 de Houleymatou Diaouné diffère de celui donné par Houleymatou Diaouné lui-même qui affirme ne pas avoir frequenté l'école formelle.</w:t>
+              <w:t>Incohérent!! Le niveau d'instruction déclaré par l'un des enfants () au niveau de la section 1 de Ousmane Sylla diffère de celui donné par Ousmane Sylla lui-même qui affirme ne pas avoir frequenté l'école formelle.</w:t>
             </w:r>
           </w:p>
         </w:tc>
@@ -2408,6 +2408,2526 @@
                 <w:i w:val="0"/>
                 <w:sz w:val="16"/>
               </w:rPr>
+              <w:t>S03</w:t>
+              <w:br/>
+            </w:r>
+            <w:r>
+              <w:rPr>
+                <w:b w:val="0"/>
+                <w:i w:val="0"/>
+                <w:color w:val="64748B"/>
+                <w:sz w:val="14"/>
+              </w:rPr>
+              <w:t>Santé</w:t>
+            </w:r>
+          </w:p>
+        </w:tc>
+        <w:tc>
+          <w:tcPr>
+            <w:tcW w:type="dxa" w:w="1531"/>
+          </w:tcPr>
+          <w:p>
+            <w:r>
+              <w:rPr>
+                <w:b/>
+                <w:i w:val="0"/>
+                <w:color w:val="16A34A"/>
+                <w:sz w:val="16"/>
+              </w:rPr>
+              <w:t>s03q27</w:t>
+            </w:r>
+          </w:p>
+        </w:tc>
+        <w:tc>
+          <w:tcPr>
+            <w:tcW w:type="dxa" w:w="1191"/>
+          </w:tcPr>
+          <w:p>
+            <w:r>
+              <w:rPr>
+                <w:b w:val="0"/>
+                <w:i w:val="0"/>
+                <w:color w:val="64748B"/>
+                <w:sz w:val="16"/>
+              </w:rPr>
+              <w:t>GT-CQ</w:t>
+            </w:r>
+          </w:p>
+        </w:tc>
+        <w:tc>
+          <w:tcPr>
+            <w:tcW w:type="dxa" w:w="4706"/>
+          </w:tcPr>
+          <w:p>
+            <w:r>
+              <w:rPr>
+                <w:b w:val="0"/>
+                <w:i w:val="0"/>
+                <w:sz w:val="17"/>
+              </w:rPr>
+              <w:t>Incoherence!!! Houleymatou Diaouné a eu un problème de santé au cours des 12 derniers mois qui a entrainé au moins une fois une hospitalisation (3.22=Oui) mais la depense liée à ce problème de santé est nulle 0 ou ne sait pas dans la question (s03q27).</w:t>
+            </w:r>
+          </w:p>
+        </w:tc>
+      </w:tr>
+      <w:tr>
+        <w:tc>
+          <w:tcPr>
+            <w:tcW w:type="dxa" w:w="964"/>
+          </w:tcPr>
+          <w:p>
+            <w:r>
+              <w:rPr>
+                <w:b/>
+                <w:i w:val="0"/>
+                <w:color w:val="DC2626"/>
+                <w:sz w:val="16"/>
+              </w:rPr>
+              <w:t>Haute</w:t>
+            </w:r>
+          </w:p>
+        </w:tc>
+        <w:tc>
+          <w:tcPr>
+            <w:tcW w:type="dxa" w:w="1247"/>
+          </w:tcPr>
+          <w:p>
+            <w:r>
+              <w:rPr>
+                <w:b/>
+                <w:i w:val="0"/>
+                <w:sz w:val="16"/>
+              </w:rPr>
+              <w:t>S03</w:t>
+              <w:br/>
+            </w:r>
+            <w:r>
+              <w:rPr>
+                <w:b w:val="0"/>
+                <w:i w:val="0"/>
+                <w:color w:val="64748B"/>
+                <w:sz w:val="14"/>
+              </w:rPr>
+              <w:t>Santé</w:t>
+            </w:r>
+          </w:p>
+        </w:tc>
+        <w:tc>
+          <w:tcPr>
+            <w:tcW w:type="dxa" w:w="1531"/>
+          </w:tcPr>
+          <w:p>
+            <w:r>
+              <w:rPr>
+                <w:b/>
+                <w:i w:val="0"/>
+                <w:color w:val="16A34A"/>
+                <w:sz w:val="16"/>
+              </w:rPr>
+              <w:t>—</w:t>
+            </w:r>
+          </w:p>
+        </w:tc>
+        <w:tc>
+          <w:tcPr>
+            <w:tcW w:type="dxa" w:w="1191"/>
+          </w:tcPr>
+          <w:p>
+            <w:r>
+              <w:rPr>
+                <w:b w:val="0"/>
+                <w:i w:val="0"/>
+                <w:color w:val="64748B"/>
+                <w:sz w:val="16"/>
+              </w:rPr>
+              <w:t>GT-CQ</w:t>
+            </w:r>
+          </w:p>
+        </w:tc>
+        <w:tc>
+          <w:tcPr>
+            <w:tcW w:type="dxa" w:w="4706"/>
+          </w:tcPr>
+          <w:p>
+            <w:r>
+              <w:rPr>
+                <w:b w:val="0"/>
+                <w:i w:val="0"/>
+                <w:sz w:val="17"/>
+              </w:rPr>
+              <w:t>Incohérent !!! Fatou Sylla s'est consulté la première fois pour cette maladie (Douleurs/fatigue) chez un dentiste et vous dites que  Fatou Sylla n'est pas concerné par le montant des frais de consultation d'un dentiste (3.16=9999).</w:t>
+            </w:r>
+          </w:p>
+        </w:tc>
+      </w:tr>
+      <w:tr>
+        <w:tc>
+          <w:tcPr>
+            <w:tcW w:type="dxa" w:w="964"/>
+          </w:tcPr>
+          <w:p>
+            <w:r>
+              <w:rPr>
+                <w:b/>
+                <w:i w:val="0"/>
+                <w:color w:val="DC2626"/>
+                <w:sz w:val="16"/>
+              </w:rPr>
+              <w:t>Haute</w:t>
+            </w:r>
+          </w:p>
+        </w:tc>
+        <w:tc>
+          <w:tcPr>
+            <w:tcW w:type="dxa" w:w="1247"/>
+          </w:tcPr>
+          <w:p>
+            <w:r>
+              <w:rPr>
+                <w:b/>
+                <w:i w:val="0"/>
+                <w:sz w:val="16"/>
+              </w:rPr>
+              <w:t>S03</w:t>
+              <w:br/>
+            </w:r>
+            <w:r>
+              <w:rPr>
+                <w:b w:val="0"/>
+                <w:i w:val="0"/>
+                <w:color w:val="64748B"/>
+                <w:sz w:val="14"/>
+              </w:rPr>
+              <w:t>Santé</w:t>
+            </w:r>
+          </w:p>
+        </w:tc>
+        <w:tc>
+          <w:tcPr>
+            <w:tcW w:type="dxa" w:w="1531"/>
+          </w:tcPr>
+          <w:p>
+            <w:r>
+              <w:rPr>
+                <w:b/>
+                <w:i w:val="0"/>
+                <w:color w:val="16A34A"/>
+                <w:sz w:val="16"/>
+              </w:rPr>
+              <w:t>—</w:t>
+            </w:r>
+          </w:p>
+        </w:tc>
+        <w:tc>
+          <w:tcPr>
+            <w:tcW w:type="dxa" w:w="1191"/>
+          </w:tcPr>
+          <w:p>
+            <w:r>
+              <w:rPr>
+                <w:b w:val="0"/>
+                <w:i w:val="0"/>
+                <w:color w:val="64748B"/>
+                <w:sz w:val="16"/>
+              </w:rPr>
+              <w:t>GT-CQ</w:t>
+            </w:r>
+          </w:p>
+        </w:tc>
+        <w:tc>
+          <w:tcPr>
+            <w:tcW w:type="dxa" w:w="4706"/>
+          </w:tcPr>
+          <w:p>
+            <w:r>
+              <w:rPr>
+                <w:b w:val="0"/>
+                <w:i w:val="0"/>
+                <w:sz w:val="17"/>
+              </w:rPr>
+              <w:t>Prière de verifier cette incohérence auprès de l'enquêté ou confirmer.</w:t>
+            </w:r>
+          </w:p>
+        </w:tc>
+      </w:tr>
+      <w:tr>
+        <w:tc>
+          <w:tcPr>
+            <w:tcW w:type="dxa" w:w="964"/>
+          </w:tcPr>
+          <w:p>
+            <w:r>
+              <w:rPr>
+                <w:b/>
+                <w:i w:val="0"/>
+                <w:color w:val="EA580C"/>
+                <w:sz w:val="16"/>
+              </w:rPr>
+              <w:t>Moyenne</w:t>
+            </w:r>
+          </w:p>
+        </w:tc>
+        <w:tc>
+          <w:tcPr>
+            <w:tcW w:type="dxa" w:w="1247"/>
+          </w:tcPr>
+          <w:p>
+            <w:r>
+              <w:rPr>
+                <w:b/>
+                <w:i w:val="0"/>
+                <w:sz w:val="16"/>
+              </w:rPr>
+              <w:t>S00</w:t>
+              <w:br/>
+            </w:r>
+            <w:r>
+              <w:rPr>
+                <w:b w:val="0"/>
+                <w:i w:val="0"/>
+                <w:color w:val="64748B"/>
+                <w:sz w:val="14"/>
+              </w:rPr>
+              <w:t>Identification</w:t>
+            </w:r>
+          </w:p>
+        </w:tc>
+        <w:tc>
+          <w:tcPr>
+            <w:tcW w:type="dxa" w:w="1531"/>
+          </w:tcPr>
+          <w:p>
+            <w:r>
+              <w:rPr>
+                <w:b/>
+                <w:i w:val="0"/>
+                <w:color w:val="16A34A"/>
+                <w:sz w:val="16"/>
+              </w:rPr>
+              <w:t>s00q07a, s00q08, s00q10, s00q13_0, s00q15_0, s00q17_0, s00q23a, s00q23b</w:t>
+            </w:r>
+          </w:p>
+        </w:tc>
+        <w:tc>
+          <w:tcPr>
+            <w:tcW w:type="dxa" w:w="1191"/>
+          </w:tcPr>
+          <w:p>
+            <w:r>
+              <w:rPr>
+                <w:b w:val="0"/>
+                <w:i w:val="0"/>
+                <w:color w:val="64748B"/>
+                <w:sz w:val="16"/>
+              </w:rPr>
+              <w:t>GT-CQ</w:t>
+            </w:r>
+          </w:p>
+        </w:tc>
+        <w:tc>
+          <w:tcPr>
+            <w:tcW w:type="dxa" w:w="4706"/>
+          </w:tcPr>
+          <w:p>
+            <w:r>
+              <w:rPr>
+                <w:b w:val="0"/>
+                <w:i w:val="0"/>
+                <w:sz w:val="17"/>
+              </w:rPr>
+              <w:t>Prière de renseigner toutes les informations du ménage dans la section 0 avant d'entamer les autres informations.</w:t>
+            </w:r>
+          </w:p>
+        </w:tc>
+      </w:tr>
+      <w:tr>
+        <w:tc>
+          <w:tcPr>
+            <w:tcW w:type="dxa" w:w="964"/>
+          </w:tcPr>
+          <w:p>
+            <w:r>
+              <w:rPr>
+                <w:b/>
+                <w:i w:val="0"/>
+                <w:color w:val="EA580C"/>
+                <w:sz w:val="16"/>
+              </w:rPr>
+              <w:t>Moyenne</w:t>
+            </w:r>
+          </w:p>
+        </w:tc>
+        <w:tc>
+          <w:tcPr>
+            <w:tcW w:type="dxa" w:w="1247"/>
+          </w:tcPr>
+          <w:p>
+            <w:r>
+              <w:rPr>
+                <w:b/>
+                <w:i w:val="0"/>
+                <w:sz w:val="16"/>
+              </w:rPr>
+              <w:t>S00</w:t>
+              <w:br/>
+            </w:r>
+            <w:r>
+              <w:rPr>
+                <w:b w:val="0"/>
+                <w:i w:val="0"/>
+                <w:color w:val="64748B"/>
+                <w:sz w:val="14"/>
+              </w:rPr>
+              <w:t>Identification</w:t>
+            </w:r>
+          </w:p>
+        </w:tc>
+        <w:tc>
+          <w:tcPr>
+            <w:tcW w:type="dxa" w:w="1531"/>
+          </w:tcPr>
+          <w:p>
+            <w:r>
+              <w:rPr>
+                <w:b/>
+                <w:i w:val="0"/>
+                <w:color w:val="16A34A"/>
+                <w:sz w:val="16"/>
+              </w:rPr>
+              <w:t>—</w:t>
+            </w:r>
+          </w:p>
+        </w:tc>
+        <w:tc>
+          <w:tcPr>
+            <w:tcW w:type="dxa" w:w="1191"/>
+          </w:tcPr>
+          <w:p>
+            <w:r>
+              <w:rPr>
+                <w:b w:val="0"/>
+                <w:i w:val="0"/>
+                <w:color w:val="64748B"/>
+                <w:sz w:val="16"/>
+              </w:rPr>
+              <w:t>GT-CQ</w:t>
+            </w:r>
+          </w:p>
+        </w:tc>
+        <w:tc>
+          <w:tcPr>
+            <w:tcW w:type="dxa" w:w="4706"/>
+          </w:tcPr>
+          <w:p>
+            <w:r>
+              <w:rPr>
+                <w:b w:val="0"/>
+                <w:i w:val="0"/>
+                <w:sz w:val="17"/>
+              </w:rPr>
+              <w:t>Attention! Il manque des informations non renseignées dans la section 0, prière de regarder toutes les autres informations dans l'identification du ménage (IDENTIFICATION ET RENSEIGNEMENTS DE CONTROLE) ou dans OBSERVATIONS pour pouvoir renseigné toutes les questions liées au ménage.</w:t>
+            </w:r>
+          </w:p>
+        </w:tc>
+      </w:tr>
+      <w:tr>
+        <w:tc>
+          <w:tcPr>
+            <w:tcW w:type="dxa" w:w="964"/>
+          </w:tcPr>
+          <w:p>
+            <w:r>
+              <w:rPr>
+                <w:b/>
+                <w:i w:val="0"/>
+                <w:color w:val="EA580C"/>
+                <w:sz w:val="16"/>
+              </w:rPr>
+              <w:t>Moyenne</w:t>
+            </w:r>
+          </w:p>
+        </w:tc>
+        <w:tc>
+          <w:tcPr>
+            <w:tcW w:type="dxa" w:w="1247"/>
+          </w:tcPr>
+          <w:p>
+            <w:r>
+              <w:rPr>
+                <w:b/>
+                <w:i w:val="0"/>
+                <w:sz w:val="16"/>
+              </w:rPr>
+              <w:t>S01</w:t>
+              <w:br/>
+            </w:r>
+            <w:r>
+              <w:rPr>
+                <w:b w:val="0"/>
+                <w:i w:val="0"/>
+                <w:color w:val="64748B"/>
+                <w:sz w:val="14"/>
+              </w:rPr>
+              <w:t>Démographie</w:t>
+            </w:r>
+          </w:p>
+        </w:tc>
+        <w:tc>
+          <w:tcPr>
+            <w:tcW w:type="dxa" w:w="1531"/>
+          </w:tcPr>
+          <w:p>
+            <w:r>
+              <w:rPr>
+                <w:b/>
+                <w:i w:val="0"/>
+                <w:color w:val="16A34A"/>
+                <w:sz w:val="16"/>
+              </w:rPr>
+              <w:t>s01q00</w:t>
+            </w:r>
+          </w:p>
+        </w:tc>
+        <w:tc>
+          <w:tcPr>
+            <w:tcW w:type="dxa" w:w="1191"/>
+          </w:tcPr>
+          <w:p>
+            <w:r>
+              <w:rPr>
+                <w:b w:val="0"/>
+                <w:i w:val="0"/>
+                <w:color w:val="64748B"/>
+                <w:sz w:val="16"/>
+              </w:rPr>
+              <w:t>GT-CQ</w:t>
+            </w:r>
+          </w:p>
+        </w:tc>
+        <w:tc>
+          <w:tcPr>
+            <w:tcW w:type="dxa" w:w="4706"/>
+          </w:tcPr>
+          <w:p>
+            <w:r>
+              <w:rPr>
+                <w:b w:val="0"/>
+                <w:i w:val="0"/>
+                <w:sz w:val="17"/>
+              </w:rPr>
+              <w:t>Attention ! Vous avez déclaré en s01q00 que le répondant est la personne elle-même, or Oumar Telly Sylla est trop jeune (5 ans) pour fournir des informations correctes.</w:t>
+            </w:r>
+          </w:p>
+        </w:tc>
+      </w:tr>
+      <w:tr>
+        <w:tc>
+          <w:tcPr>
+            <w:tcW w:type="dxa" w:w="964"/>
+          </w:tcPr>
+          <w:p>
+            <w:r>
+              <w:rPr>
+                <w:b/>
+                <w:i w:val="0"/>
+                <w:color w:val="EA580C"/>
+                <w:sz w:val="16"/>
+              </w:rPr>
+              <w:t>Moyenne</w:t>
+            </w:r>
+          </w:p>
+        </w:tc>
+        <w:tc>
+          <w:tcPr>
+            <w:tcW w:type="dxa" w:w="1247"/>
+          </w:tcPr>
+          <w:p>
+            <w:r>
+              <w:rPr>
+                <w:b/>
+                <w:i w:val="0"/>
+                <w:sz w:val="16"/>
+              </w:rPr>
+              <w:t>S01</w:t>
+              <w:br/>
+            </w:r>
+            <w:r>
+              <w:rPr>
+                <w:b w:val="0"/>
+                <w:i w:val="0"/>
+                <w:color w:val="64748B"/>
+                <w:sz w:val="14"/>
+              </w:rPr>
+              <w:t>Démographie</w:t>
+            </w:r>
+          </w:p>
+        </w:tc>
+        <w:tc>
+          <w:tcPr>
+            <w:tcW w:type="dxa" w:w="1531"/>
+          </w:tcPr>
+          <w:p>
+            <w:r>
+              <w:rPr>
+                <w:b/>
+                <w:i w:val="0"/>
+                <w:color w:val="16A34A"/>
+                <w:sz w:val="16"/>
+              </w:rPr>
+              <w:t>—</w:t>
+            </w:r>
+          </w:p>
+        </w:tc>
+        <w:tc>
+          <w:tcPr>
+            <w:tcW w:type="dxa" w:w="1191"/>
+          </w:tcPr>
+          <w:p>
+            <w:r>
+              <w:rPr>
+                <w:b w:val="0"/>
+                <w:i w:val="0"/>
+                <w:color w:val="64748B"/>
+                <w:sz w:val="16"/>
+              </w:rPr>
+              <w:t>GT-CQ</w:t>
+            </w:r>
+          </w:p>
+        </w:tc>
+        <w:tc>
+          <w:tcPr>
+            <w:tcW w:type="dxa" w:w="4706"/>
+          </w:tcPr>
+          <w:p>
+            <w:r>
+              <w:rPr>
+                <w:b w:val="0"/>
+                <w:i w:val="0"/>
+                <w:sz w:val="17"/>
+              </w:rPr>
+              <w:t>Prière de refaire la section 1 pour Oumar Telly Sylla en demandant à un adulte de répondre aux questions à sa place.</w:t>
+            </w:r>
+          </w:p>
+        </w:tc>
+      </w:tr>
+      <w:tr>
+        <w:tc>
+          <w:tcPr>
+            <w:tcW w:type="dxa" w:w="964"/>
+          </w:tcPr>
+          <w:p>
+            <w:r>
+              <w:rPr>
+                <w:b/>
+                <w:i w:val="0"/>
+                <w:color w:val="EA580C"/>
+                <w:sz w:val="16"/>
+              </w:rPr>
+              <w:t>Moyenne</w:t>
+            </w:r>
+          </w:p>
+        </w:tc>
+        <w:tc>
+          <w:tcPr>
+            <w:tcW w:type="dxa" w:w="1247"/>
+          </w:tcPr>
+          <w:p>
+            <w:r>
+              <w:rPr>
+                <w:b/>
+                <w:i w:val="0"/>
+                <w:sz w:val="16"/>
+              </w:rPr>
+              <w:t>S01</w:t>
+              <w:br/>
+            </w:r>
+            <w:r>
+              <w:rPr>
+                <w:b w:val="0"/>
+                <w:i w:val="0"/>
+                <w:color w:val="64748B"/>
+                <w:sz w:val="14"/>
+              </w:rPr>
+              <w:t>Démographie</w:t>
+            </w:r>
+          </w:p>
+        </w:tc>
+        <w:tc>
+          <w:tcPr>
+            <w:tcW w:type="dxa" w:w="1531"/>
+          </w:tcPr>
+          <w:p>
+            <w:r>
+              <w:rPr>
+                <w:b/>
+                <w:i w:val="0"/>
+                <w:color w:val="16A34A"/>
+                <w:sz w:val="16"/>
+              </w:rPr>
+              <w:t>s01q16, s01q00b, s01q16_autre</w:t>
+            </w:r>
+          </w:p>
+        </w:tc>
+        <w:tc>
+          <w:tcPr>
+            <w:tcW w:type="dxa" w:w="1191"/>
+          </w:tcPr>
+          <w:p>
+            <w:r>
+              <w:rPr>
+                <w:b w:val="0"/>
+                <w:i w:val="0"/>
+                <w:color w:val="64748B"/>
+                <w:sz w:val="16"/>
+              </w:rPr>
+              <w:t>GT-CQ</w:t>
+            </w:r>
+          </w:p>
+        </w:tc>
+        <w:tc>
+          <w:tcPr>
+            <w:tcW w:type="dxa" w:w="4706"/>
+          </w:tcPr>
+          <w:p>
+            <w:r>
+              <w:rPr>
+                <w:b w:val="0"/>
+                <w:i w:val="0"/>
+                <w:sz w:val="17"/>
+              </w:rPr>
+              <w:t>L'ethni de Oumar Telly Sylla est Diakhankè, prière de bien classer cet ethni qui existe soit dans la liste des ethni ou n'éxiste pas comme ethni.</w:t>
+            </w:r>
+          </w:p>
+        </w:tc>
+      </w:tr>
+      <w:tr>
+        <w:tc>
+          <w:tcPr>
+            <w:tcW w:type="dxa" w:w="964"/>
+          </w:tcPr>
+          <w:p>
+            <w:r>
+              <w:rPr>
+                <w:b/>
+                <w:i w:val="0"/>
+                <w:color w:val="EA580C"/>
+                <w:sz w:val="16"/>
+              </w:rPr>
+              <w:t>Moyenne</w:t>
+            </w:r>
+          </w:p>
+        </w:tc>
+        <w:tc>
+          <w:tcPr>
+            <w:tcW w:type="dxa" w:w="1247"/>
+          </w:tcPr>
+          <w:p>
+            <w:r>
+              <w:rPr>
+                <w:b/>
+                <w:i w:val="0"/>
+                <w:sz w:val="16"/>
+              </w:rPr>
+              <w:t>S01</w:t>
+              <w:br/>
+            </w:r>
+            <w:r>
+              <w:rPr>
+                <w:b w:val="0"/>
+                <w:i w:val="0"/>
+                <w:color w:val="64748B"/>
+                <w:sz w:val="14"/>
+              </w:rPr>
+              <w:t>Démographie</w:t>
+            </w:r>
+          </w:p>
+        </w:tc>
+        <w:tc>
+          <w:tcPr>
+            <w:tcW w:type="dxa" w:w="1531"/>
+          </w:tcPr>
+          <w:p>
+            <w:r>
+              <w:rPr>
+                <w:b/>
+                <w:i w:val="0"/>
+                <w:color w:val="16A34A"/>
+                <w:sz w:val="16"/>
+              </w:rPr>
+              <w:t>—</w:t>
+            </w:r>
+          </w:p>
+        </w:tc>
+        <w:tc>
+          <w:tcPr>
+            <w:tcW w:type="dxa" w:w="1191"/>
+          </w:tcPr>
+          <w:p>
+            <w:r>
+              <w:rPr>
+                <w:b w:val="0"/>
+                <w:i w:val="0"/>
+                <w:color w:val="64748B"/>
+                <w:sz w:val="16"/>
+              </w:rPr>
+              <w:t>GT-CQ</w:t>
+            </w:r>
+          </w:p>
+        </w:tc>
+        <w:tc>
+          <w:tcPr>
+            <w:tcW w:type="dxa" w:w="4706"/>
+          </w:tcPr>
+          <w:p>
+            <w:r>
+              <w:rPr>
+                <w:b w:val="0"/>
+                <w:i w:val="0"/>
+                <w:sz w:val="17"/>
+              </w:rPr>
+              <w:t>Prière de verifier l'information donnée par Oumar Telly Sylla ou corriger au niveau de la section 1.</w:t>
+            </w:r>
+          </w:p>
+        </w:tc>
+      </w:tr>
+      <w:tr>
+        <w:tc>
+          <w:tcPr>
+            <w:tcW w:type="dxa" w:w="964"/>
+          </w:tcPr>
+          <w:p>
+            <w:r>
+              <w:rPr>
+                <w:b/>
+                <w:i w:val="0"/>
+                <w:color w:val="EA580C"/>
+                <w:sz w:val="16"/>
+              </w:rPr>
+              <w:t>Moyenne</w:t>
+            </w:r>
+          </w:p>
+        </w:tc>
+        <w:tc>
+          <w:tcPr>
+            <w:tcW w:type="dxa" w:w="1247"/>
+          </w:tcPr>
+          <w:p>
+            <w:r>
+              <w:rPr>
+                <w:b/>
+                <w:i w:val="0"/>
+                <w:sz w:val="16"/>
+              </w:rPr>
+              <w:t>S01</w:t>
+              <w:br/>
+            </w:r>
+            <w:r>
+              <w:rPr>
+                <w:b w:val="0"/>
+                <w:i w:val="0"/>
+                <w:color w:val="64748B"/>
+                <w:sz w:val="14"/>
+              </w:rPr>
+              <w:t>Démographie</w:t>
+            </w:r>
+          </w:p>
+        </w:tc>
+        <w:tc>
+          <w:tcPr>
+            <w:tcW w:type="dxa" w:w="1531"/>
+          </w:tcPr>
+          <w:p>
+            <w:r>
+              <w:rPr>
+                <w:b/>
+                <w:i w:val="0"/>
+                <w:color w:val="16A34A"/>
+                <w:sz w:val="16"/>
+              </w:rPr>
+              <w:t>—</w:t>
+            </w:r>
+          </w:p>
+        </w:tc>
+        <w:tc>
+          <w:tcPr>
+            <w:tcW w:type="dxa" w:w="1191"/>
+          </w:tcPr>
+          <w:p>
+            <w:r>
+              <w:rPr>
+                <w:b w:val="0"/>
+                <w:i w:val="0"/>
+                <w:color w:val="64748B"/>
+                <w:sz w:val="16"/>
+              </w:rPr>
+              <w:t>GT-CQ</w:t>
+            </w:r>
+          </w:p>
+        </w:tc>
+        <w:tc>
+          <w:tcPr>
+            <w:tcW w:type="dxa" w:w="4706"/>
+          </w:tcPr>
+          <w:p>
+            <w:r>
+              <w:rPr>
+                <w:b w:val="0"/>
+                <w:i w:val="0"/>
+                <w:sz w:val="17"/>
+              </w:rPr>
+              <w:t>Prière de verifier l'information donnée par Coumba Sylla ou corriger au niveau de la section 1.</w:t>
+            </w:r>
+          </w:p>
+        </w:tc>
+      </w:tr>
+      <w:tr>
+        <w:tc>
+          <w:tcPr>
+            <w:tcW w:type="dxa" w:w="964"/>
+          </w:tcPr>
+          <w:p>
+            <w:r>
+              <w:rPr>
+                <w:b/>
+                <w:i w:val="0"/>
+                <w:color w:val="EA580C"/>
+                <w:sz w:val="16"/>
+              </w:rPr>
+              <w:t>Moyenne</w:t>
+            </w:r>
+          </w:p>
+        </w:tc>
+        <w:tc>
+          <w:tcPr>
+            <w:tcW w:type="dxa" w:w="1247"/>
+          </w:tcPr>
+          <w:p>
+            <w:r>
+              <w:rPr>
+                <w:b/>
+                <w:i w:val="0"/>
+                <w:sz w:val="16"/>
+              </w:rPr>
+              <w:t>S01</w:t>
+              <w:br/>
+            </w:r>
+            <w:r>
+              <w:rPr>
+                <w:b w:val="0"/>
+                <w:i w:val="0"/>
+                <w:color w:val="64748B"/>
+                <w:sz w:val="14"/>
+              </w:rPr>
+              <w:t>Démographie</w:t>
+            </w:r>
+          </w:p>
+        </w:tc>
+        <w:tc>
+          <w:tcPr>
+            <w:tcW w:type="dxa" w:w="1531"/>
+          </w:tcPr>
+          <w:p>
+            <w:r>
+              <w:rPr>
+                <w:b/>
+                <w:i w:val="0"/>
+                <w:color w:val="16A34A"/>
+                <w:sz w:val="16"/>
+              </w:rPr>
+              <w:t>—</w:t>
+            </w:r>
+          </w:p>
+        </w:tc>
+        <w:tc>
+          <w:tcPr>
+            <w:tcW w:type="dxa" w:w="1191"/>
+          </w:tcPr>
+          <w:p>
+            <w:r>
+              <w:rPr>
+                <w:b w:val="0"/>
+                <w:i w:val="0"/>
+                <w:color w:val="64748B"/>
+                <w:sz w:val="16"/>
+              </w:rPr>
+              <w:t>GT-CQ</w:t>
+            </w:r>
+          </w:p>
+        </w:tc>
+        <w:tc>
+          <w:tcPr>
+            <w:tcW w:type="dxa" w:w="4706"/>
+          </w:tcPr>
+          <w:p>
+            <w:r>
+              <w:rPr>
+                <w:b w:val="0"/>
+                <w:i w:val="0"/>
+                <w:sz w:val="17"/>
+              </w:rPr>
+              <w:t>Prière de verifier l'information donnée par IBRAHIMA Sylla ou corriger au niveau de la section 1.</w:t>
+            </w:r>
+          </w:p>
+        </w:tc>
+      </w:tr>
+      <w:tr>
+        <w:tc>
+          <w:tcPr>
+            <w:tcW w:type="dxa" w:w="964"/>
+          </w:tcPr>
+          <w:p>
+            <w:r>
+              <w:rPr>
+                <w:b/>
+                <w:i w:val="0"/>
+                <w:color w:val="EA580C"/>
+                <w:sz w:val="16"/>
+              </w:rPr>
+              <w:t>Moyenne</w:t>
+            </w:r>
+          </w:p>
+        </w:tc>
+        <w:tc>
+          <w:tcPr>
+            <w:tcW w:type="dxa" w:w="1247"/>
+          </w:tcPr>
+          <w:p>
+            <w:r>
+              <w:rPr>
+                <w:b/>
+                <w:i w:val="0"/>
+                <w:sz w:val="16"/>
+              </w:rPr>
+              <w:t>S01</w:t>
+              <w:br/>
+            </w:r>
+            <w:r>
+              <w:rPr>
+                <w:b w:val="0"/>
+                <w:i w:val="0"/>
+                <w:color w:val="64748B"/>
+                <w:sz w:val="14"/>
+              </w:rPr>
+              <w:t>Démographie</w:t>
+            </w:r>
+          </w:p>
+        </w:tc>
+        <w:tc>
+          <w:tcPr>
+            <w:tcW w:type="dxa" w:w="1531"/>
+          </w:tcPr>
+          <w:p>
+            <w:r>
+              <w:rPr>
+                <w:b/>
+                <w:i w:val="0"/>
+                <w:color w:val="16A34A"/>
+                <w:sz w:val="16"/>
+              </w:rPr>
+              <w:t>—</w:t>
+            </w:r>
+          </w:p>
+        </w:tc>
+        <w:tc>
+          <w:tcPr>
+            <w:tcW w:type="dxa" w:w="1191"/>
+          </w:tcPr>
+          <w:p>
+            <w:r>
+              <w:rPr>
+                <w:b w:val="0"/>
+                <w:i w:val="0"/>
+                <w:color w:val="64748B"/>
+                <w:sz w:val="16"/>
+              </w:rPr>
+              <w:t>GT-CQ</w:t>
+            </w:r>
+          </w:p>
+        </w:tc>
+        <w:tc>
+          <w:tcPr>
+            <w:tcW w:type="dxa" w:w="4706"/>
+          </w:tcPr>
+          <w:p>
+            <w:r>
+              <w:rPr>
+                <w:b w:val="0"/>
+                <w:i w:val="0"/>
+                <w:sz w:val="17"/>
+              </w:rPr>
+              <w:t>Prière de verifier l'information donnée par Mamadou lamine Sylla ou corriger au niveau de la section 1.</w:t>
+            </w:r>
+          </w:p>
+        </w:tc>
+      </w:tr>
+      <w:tr>
+        <w:tc>
+          <w:tcPr>
+            <w:tcW w:type="dxa" w:w="964"/>
+          </w:tcPr>
+          <w:p>
+            <w:r>
+              <w:rPr>
+                <w:b/>
+                <w:i w:val="0"/>
+                <w:color w:val="EA580C"/>
+                <w:sz w:val="16"/>
+              </w:rPr>
+              <w:t>Moyenne</w:t>
+            </w:r>
+          </w:p>
+        </w:tc>
+        <w:tc>
+          <w:tcPr>
+            <w:tcW w:type="dxa" w:w="1247"/>
+          </w:tcPr>
+          <w:p>
+            <w:r>
+              <w:rPr>
+                <w:b/>
+                <w:i w:val="0"/>
+                <w:sz w:val="16"/>
+              </w:rPr>
+              <w:t>S01</w:t>
+              <w:br/>
+            </w:r>
+            <w:r>
+              <w:rPr>
+                <w:b w:val="0"/>
+                <w:i w:val="0"/>
+                <w:color w:val="64748B"/>
+                <w:sz w:val="14"/>
+              </w:rPr>
+              <w:t>Démographie</w:t>
+            </w:r>
+          </w:p>
+        </w:tc>
+        <w:tc>
+          <w:tcPr>
+            <w:tcW w:type="dxa" w:w="1531"/>
+          </w:tcPr>
+          <w:p>
+            <w:r>
+              <w:rPr>
+                <w:b/>
+                <w:i w:val="0"/>
+                <w:color w:val="16A34A"/>
+                <w:sz w:val="16"/>
+              </w:rPr>
+              <w:t>s01q16, s01q00b, s01q16_autre</w:t>
+            </w:r>
+          </w:p>
+        </w:tc>
+        <w:tc>
+          <w:tcPr>
+            <w:tcW w:type="dxa" w:w="1191"/>
+          </w:tcPr>
+          <w:p>
+            <w:r>
+              <w:rPr>
+                <w:b w:val="0"/>
+                <w:i w:val="0"/>
+                <w:color w:val="64748B"/>
+                <w:sz w:val="16"/>
+              </w:rPr>
+              <w:t>GT-CQ</w:t>
+            </w:r>
+          </w:p>
+        </w:tc>
+        <w:tc>
+          <w:tcPr>
+            <w:tcW w:type="dxa" w:w="4706"/>
+          </w:tcPr>
+          <w:p>
+            <w:r>
+              <w:rPr>
+                <w:b w:val="0"/>
+                <w:i w:val="0"/>
+                <w:sz w:val="17"/>
+              </w:rPr>
+              <w:t>L'ethni de Diouma Wourry Sylla est Diakhanké, prière de bien classer cet ethni qui existe soit dans la liste des ethni ou n'éxiste pas comme ethni.</w:t>
+            </w:r>
+          </w:p>
+        </w:tc>
+      </w:tr>
+      <w:tr>
+        <w:tc>
+          <w:tcPr>
+            <w:tcW w:type="dxa" w:w="964"/>
+          </w:tcPr>
+          <w:p>
+            <w:r>
+              <w:rPr>
+                <w:b/>
+                <w:i w:val="0"/>
+                <w:color w:val="EA580C"/>
+                <w:sz w:val="16"/>
+              </w:rPr>
+              <w:t>Moyenne</w:t>
+            </w:r>
+          </w:p>
+        </w:tc>
+        <w:tc>
+          <w:tcPr>
+            <w:tcW w:type="dxa" w:w="1247"/>
+          </w:tcPr>
+          <w:p>
+            <w:r>
+              <w:rPr>
+                <w:b/>
+                <w:i w:val="0"/>
+                <w:sz w:val="16"/>
+              </w:rPr>
+              <w:t>S01</w:t>
+              <w:br/>
+            </w:r>
+            <w:r>
+              <w:rPr>
+                <w:b w:val="0"/>
+                <w:i w:val="0"/>
+                <w:color w:val="64748B"/>
+                <w:sz w:val="14"/>
+              </w:rPr>
+              <w:t>Démographie</w:t>
+            </w:r>
+          </w:p>
+        </w:tc>
+        <w:tc>
+          <w:tcPr>
+            <w:tcW w:type="dxa" w:w="1531"/>
+          </w:tcPr>
+          <w:p>
+            <w:r>
+              <w:rPr>
+                <w:b/>
+                <w:i w:val="0"/>
+                <w:color w:val="16A34A"/>
+                <w:sz w:val="16"/>
+              </w:rPr>
+              <w:t>—</w:t>
+            </w:r>
+          </w:p>
+        </w:tc>
+        <w:tc>
+          <w:tcPr>
+            <w:tcW w:type="dxa" w:w="1191"/>
+          </w:tcPr>
+          <w:p>
+            <w:r>
+              <w:rPr>
+                <w:b w:val="0"/>
+                <w:i w:val="0"/>
+                <w:color w:val="64748B"/>
+                <w:sz w:val="16"/>
+              </w:rPr>
+              <w:t>GT-CQ</w:t>
+            </w:r>
+          </w:p>
+        </w:tc>
+        <w:tc>
+          <w:tcPr>
+            <w:tcW w:type="dxa" w:w="4706"/>
+          </w:tcPr>
+          <w:p>
+            <w:r>
+              <w:rPr>
+                <w:b w:val="0"/>
+                <w:i w:val="0"/>
+                <w:sz w:val="17"/>
+              </w:rPr>
+              <w:t>Prière de verifier l'information donnée par Diouma Wourry Sylla ou corriger au niveau de la section 1.</w:t>
+            </w:r>
+          </w:p>
+        </w:tc>
+      </w:tr>
+      <w:tr>
+        <w:tc>
+          <w:tcPr>
+            <w:tcW w:type="dxa" w:w="964"/>
+          </w:tcPr>
+          <w:p>
+            <w:r>
+              <w:rPr>
+                <w:b/>
+                <w:i w:val="0"/>
+                <w:color w:val="EA580C"/>
+                <w:sz w:val="16"/>
+              </w:rPr>
+              <w:t>Moyenne</w:t>
+            </w:r>
+          </w:p>
+        </w:tc>
+        <w:tc>
+          <w:tcPr>
+            <w:tcW w:type="dxa" w:w="1247"/>
+          </w:tcPr>
+          <w:p>
+            <w:r>
+              <w:rPr>
+                <w:b/>
+                <w:i w:val="0"/>
+                <w:sz w:val="16"/>
+              </w:rPr>
+              <w:t>S01</w:t>
+              <w:br/>
+            </w:r>
+            <w:r>
+              <w:rPr>
+                <w:b w:val="0"/>
+                <w:i w:val="0"/>
+                <w:color w:val="64748B"/>
+                <w:sz w:val="14"/>
+              </w:rPr>
+              <w:t>Démographie</w:t>
+            </w:r>
+          </w:p>
+        </w:tc>
+        <w:tc>
+          <w:tcPr>
+            <w:tcW w:type="dxa" w:w="1531"/>
+          </w:tcPr>
+          <w:p>
+            <w:r>
+              <w:rPr>
+                <w:b/>
+                <w:i w:val="0"/>
+                <w:color w:val="16A34A"/>
+                <w:sz w:val="16"/>
+              </w:rPr>
+              <w:t>s01q16, s01q00b, s01q16_autre</w:t>
+            </w:r>
+          </w:p>
+        </w:tc>
+        <w:tc>
+          <w:tcPr>
+            <w:tcW w:type="dxa" w:w="1191"/>
+          </w:tcPr>
+          <w:p>
+            <w:r>
+              <w:rPr>
+                <w:b w:val="0"/>
+                <w:i w:val="0"/>
+                <w:color w:val="64748B"/>
+                <w:sz w:val="16"/>
+              </w:rPr>
+              <w:t>GT-CQ</w:t>
+            </w:r>
+          </w:p>
+        </w:tc>
+        <w:tc>
+          <w:tcPr>
+            <w:tcW w:type="dxa" w:w="4706"/>
+          </w:tcPr>
+          <w:p>
+            <w:r>
+              <w:rPr>
+                <w:b w:val="0"/>
+                <w:i w:val="0"/>
+                <w:sz w:val="17"/>
+              </w:rPr>
+              <w:t>L'ethni de Fatou Sylla est Diakhanké, prière de bien classer cet ethni qui existe soit dans la liste des ethni ou n'éxiste pas comme ethni.</w:t>
+            </w:r>
+          </w:p>
+        </w:tc>
+      </w:tr>
+      <w:tr>
+        <w:tc>
+          <w:tcPr>
+            <w:tcW w:type="dxa" w:w="964"/>
+          </w:tcPr>
+          <w:p>
+            <w:r>
+              <w:rPr>
+                <w:b/>
+                <w:i w:val="0"/>
+                <w:color w:val="EA580C"/>
+                <w:sz w:val="16"/>
+              </w:rPr>
+              <w:t>Moyenne</w:t>
+            </w:r>
+          </w:p>
+        </w:tc>
+        <w:tc>
+          <w:tcPr>
+            <w:tcW w:type="dxa" w:w="1247"/>
+          </w:tcPr>
+          <w:p>
+            <w:r>
+              <w:rPr>
+                <w:b/>
+                <w:i w:val="0"/>
+                <w:sz w:val="16"/>
+              </w:rPr>
+              <w:t>S01</w:t>
+              <w:br/>
+            </w:r>
+            <w:r>
+              <w:rPr>
+                <w:b w:val="0"/>
+                <w:i w:val="0"/>
+                <w:color w:val="64748B"/>
+                <w:sz w:val="14"/>
+              </w:rPr>
+              <w:t>Démographie</w:t>
+            </w:r>
+          </w:p>
+        </w:tc>
+        <w:tc>
+          <w:tcPr>
+            <w:tcW w:type="dxa" w:w="1531"/>
+          </w:tcPr>
+          <w:p>
+            <w:r>
+              <w:rPr>
+                <w:b/>
+                <w:i w:val="0"/>
+                <w:color w:val="16A34A"/>
+                <w:sz w:val="16"/>
+              </w:rPr>
+              <w:t>—</w:t>
+            </w:r>
+          </w:p>
+        </w:tc>
+        <w:tc>
+          <w:tcPr>
+            <w:tcW w:type="dxa" w:w="1191"/>
+          </w:tcPr>
+          <w:p>
+            <w:r>
+              <w:rPr>
+                <w:b w:val="0"/>
+                <w:i w:val="0"/>
+                <w:color w:val="64748B"/>
+                <w:sz w:val="16"/>
+              </w:rPr>
+              <w:t>GT-CQ</w:t>
+            </w:r>
+          </w:p>
+        </w:tc>
+        <w:tc>
+          <w:tcPr>
+            <w:tcW w:type="dxa" w:w="4706"/>
+          </w:tcPr>
+          <w:p>
+            <w:r>
+              <w:rPr>
+                <w:b w:val="0"/>
+                <w:i w:val="0"/>
+                <w:sz w:val="17"/>
+              </w:rPr>
+              <w:t>Prière de verifier l'information donnée par Fatou Sylla ou corriger au niveau de la section 1.</w:t>
+            </w:r>
+          </w:p>
+        </w:tc>
+      </w:tr>
+      <w:tr>
+        <w:tc>
+          <w:tcPr>
+            <w:tcW w:type="dxa" w:w="964"/>
+          </w:tcPr>
+          <w:p>
+            <w:r>
+              <w:rPr>
+                <w:b/>
+                <w:i w:val="0"/>
+                <w:color w:val="EA580C"/>
+                <w:sz w:val="16"/>
+              </w:rPr>
+              <w:t>Moyenne</w:t>
+            </w:r>
+          </w:p>
+        </w:tc>
+        <w:tc>
+          <w:tcPr>
+            <w:tcW w:type="dxa" w:w="1247"/>
+          </w:tcPr>
+          <w:p>
+            <w:r>
+              <w:rPr>
+                <w:b/>
+                <w:i w:val="0"/>
+                <w:sz w:val="16"/>
+              </w:rPr>
+              <w:t>S01</w:t>
+              <w:br/>
+            </w:r>
+            <w:r>
+              <w:rPr>
+                <w:b w:val="0"/>
+                <w:i w:val="0"/>
+                <w:color w:val="64748B"/>
+                <w:sz w:val="14"/>
+              </w:rPr>
+              <w:t>Démographie</w:t>
+            </w:r>
+          </w:p>
+        </w:tc>
+        <w:tc>
+          <w:tcPr>
+            <w:tcW w:type="dxa" w:w="1531"/>
+          </w:tcPr>
+          <w:p>
+            <w:r>
+              <w:rPr>
+                <w:b/>
+                <w:i w:val="0"/>
+                <w:color w:val="16A34A"/>
+                <w:sz w:val="16"/>
+              </w:rPr>
+              <w:t>s01q16, s01q00b, s01q16_autre</w:t>
+            </w:r>
+          </w:p>
+        </w:tc>
+        <w:tc>
+          <w:tcPr>
+            <w:tcW w:type="dxa" w:w="1191"/>
+          </w:tcPr>
+          <w:p>
+            <w:r>
+              <w:rPr>
+                <w:b w:val="0"/>
+                <w:i w:val="0"/>
+                <w:color w:val="64748B"/>
+                <w:sz w:val="16"/>
+              </w:rPr>
+              <w:t>GT-CQ</w:t>
+            </w:r>
+          </w:p>
+        </w:tc>
+        <w:tc>
+          <w:tcPr>
+            <w:tcW w:type="dxa" w:w="4706"/>
+          </w:tcPr>
+          <w:p>
+            <w:r>
+              <w:rPr>
+                <w:b w:val="0"/>
+                <w:i w:val="0"/>
+                <w:sz w:val="17"/>
+              </w:rPr>
+              <w:t>L'ethni de Houleymatou Diaouné est Diahanké, prière de bien classer cet ethni qui existe soit dans la liste des ethni ou n'éxiste pas comme ethni.</w:t>
+            </w:r>
+          </w:p>
+        </w:tc>
+      </w:tr>
+      <w:tr>
+        <w:tc>
+          <w:tcPr>
+            <w:tcW w:type="dxa" w:w="964"/>
+          </w:tcPr>
+          <w:p>
+            <w:r>
+              <w:rPr>
+                <w:b/>
+                <w:i w:val="0"/>
+                <w:color w:val="EA580C"/>
+                <w:sz w:val="16"/>
+              </w:rPr>
+              <w:t>Moyenne</w:t>
+            </w:r>
+          </w:p>
+        </w:tc>
+        <w:tc>
+          <w:tcPr>
+            <w:tcW w:type="dxa" w:w="1247"/>
+          </w:tcPr>
+          <w:p>
+            <w:r>
+              <w:rPr>
+                <w:b/>
+                <w:i w:val="0"/>
+                <w:sz w:val="16"/>
+              </w:rPr>
+              <w:t>S01</w:t>
+              <w:br/>
+            </w:r>
+            <w:r>
+              <w:rPr>
+                <w:b w:val="0"/>
+                <w:i w:val="0"/>
+                <w:color w:val="64748B"/>
+                <w:sz w:val="14"/>
+              </w:rPr>
+              <w:t>Démographie</w:t>
+            </w:r>
+          </w:p>
+        </w:tc>
+        <w:tc>
+          <w:tcPr>
+            <w:tcW w:type="dxa" w:w="1531"/>
+          </w:tcPr>
+          <w:p>
+            <w:r>
+              <w:rPr>
+                <w:b/>
+                <w:i w:val="0"/>
+                <w:color w:val="16A34A"/>
+                <w:sz w:val="16"/>
+              </w:rPr>
+              <w:t>s01q23, s01q00b, s01q23_autre</w:t>
+            </w:r>
+          </w:p>
+        </w:tc>
+        <w:tc>
+          <w:tcPr>
+            <w:tcW w:type="dxa" w:w="1191"/>
+          </w:tcPr>
+          <w:p>
+            <w:r>
+              <w:rPr>
+                <w:b w:val="0"/>
+                <w:i w:val="0"/>
+                <w:color w:val="64748B"/>
+                <w:sz w:val="16"/>
+              </w:rPr>
+              <w:t>GT-CQ</w:t>
+            </w:r>
+          </w:p>
+        </w:tc>
+        <w:tc>
+          <w:tcPr>
+            <w:tcW w:type="dxa" w:w="4706"/>
+          </w:tcPr>
+          <w:p>
+            <w:r>
+              <w:rPr>
+                <w:b w:val="0"/>
+                <w:i w:val="0"/>
+                <w:sz w:val="17"/>
+              </w:rPr>
+              <w:t>La raison principale que Houleymatou Diaouné envisage de migrer est rendre visite sa famille et semble exister dans les modalités, prière de prendre attache avec le QG pour plus d'explication afin de la classer bien.</w:t>
+            </w:r>
+          </w:p>
+        </w:tc>
+      </w:tr>
+      <w:tr>
+        <w:tc>
+          <w:tcPr>
+            <w:tcW w:type="dxa" w:w="964"/>
+          </w:tcPr>
+          <w:p>
+            <w:r>
+              <w:rPr>
+                <w:b/>
+                <w:i w:val="0"/>
+                <w:color w:val="EA580C"/>
+                <w:sz w:val="16"/>
+              </w:rPr>
+              <w:t>Moyenne</w:t>
+            </w:r>
+          </w:p>
+        </w:tc>
+        <w:tc>
+          <w:tcPr>
+            <w:tcW w:type="dxa" w:w="1247"/>
+          </w:tcPr>
+          <w:p>
+            <w:r>
+              <w:rPr>
+                <w:b/>
+                <w:i w:val="0"/>
+                <w:sz w:val="16"/>
+              </w:rPr>
+              <w:t>S01</w:t>
+              <w:br/>
+            </w:r>
+            <w:r>
+              <w:rPr>
+                <w:b w:val="0"/>
+                <w:i w:val="0"/>
+                <w:color w:val="64748B"/>
+                <w:sz w:val="14"/>
+              </w:rPr>
+              <w:t>Démographie</w:t>
+            </w:r>
+          </w:p>
+        </w:tc>
+        <w:tc>
+          <w:tcPr>
+            <w:tcW w:type="dxa" w:w="1531"/>
+          </w:tcPr>
+          <w:p>
+            <w:r>
+              <w:rPr>
+                <w:b/>
+                <w:i w:val="0"/>
+                <w:color w:val="16A34A"/>
+                <w:sz w:val="16"/>
+              </w:rPr>
+              <w:t>s01q16, s01q00b, s01q16_autre</w:t>
+            </w:r>
+          </w:p>
+        </w:tc>
+        <w:tc>
+          <w:tcPr>
+            <w:tcW w:type="dxa" w:w="1191"/>
+          </w:tcPr>
+          <w:p>
+            <w:r>
+              <w:rPr>
+                <w:b w:val="0"/>
+                <w:i w:val="0"/>
+                <w:color w:val="64748B"/>
+                <w:sz w:val="16"/>
+              </w:rPr>
+              <w:t>GT-CQ</w:t>
+            </w:r>
+          </w:p>
+        </w:tc>
+        <w:tc>
+          <w:tcPr>
+            <w:tcW w:type="dxa" w:w="4706"/>
+          </w:tcPr>
+          <w:p>
+            <w:r>
+              <w:rPr>
+                <w:b w:val="0"/>
+                <w:i w:val="0"/>
+                <w:sz w:val="17"/>
+              </w:rPr>
+              <w:t>L'ethni de Ibrahima Sorry Sylla est Diakhanké, prière de bien classer cet ethni qui existe soit dans la liste des ethni ou n'éxiste pas comme ethni.</w:t>
+            </w:r>
+          </w:p>
+        </w:tc>
+      </w:tr>
+      <w:tr>
+        <w:tc>
+          <w:tcPr>
+            <w:tcW w:type="dxa" w:w="964"/>
+          </w:tcPr>
+          <w:p>
+            <w:r>
+              <w:rPr>
+                <w:b/>
+                <w:i w:val="0"/>
+                <w:color w:val="EA580C"/>
+                <w:sz w:val="16"/>
+              </w:rPr>
+              <w:t>Moyenne</w:t>
+            </w:r>
+          </w:p>
+        </w:tc>
+        <w:tc>
+          <w:tcPr>
+            <w:tcW w:type="dxa" w:w="1247"/>
+          </w:tcPr>
+          <w:p>
+            <w:r>
+              <w:rPr>
+                <w:b/>
+                <w:i w:val="0"/>
+                <w:sz w:val="16"/>
+              </w:rPr>
+              <w:t>S01</w:t>
+              <w:br/>
+            </w:r>
+            <w:r>
+              <w:rPr>
+                <w:b w:val="0"/>
+                <w:i w:val="0"/>
+                <w:color w:val="64748B"/>
+                <w:sz w:val="14"/>
+              </w:rPr>
+              <w:t>Démographie</w:t>
+            </w:r>
+          </w:p>
+        </w:tc>
+        <w:tc>
+          <w:tcPr>
+            <w:tcW w:type="dxa" w:w="1531"/>
+          </w:tcPr>
+          <w:p>
+            <w:r>
+              <w:rPr>
+                <w:b/>
+                <w:i w:val="0"/>
+                <w:color w:val="16A34A"/>
+                <w:sz w:val="16"/>
+              </w:rPr>
+              <w:t>—</w:t>
+            </w:r>
+          </w:p>
+        </w:tc>
+        <w:tc>
+          <w:tcPr>
+            <w:tcW w:type="dxa" w:w="1191"/>
+          </w:tcPr>
+          <w:p>
+            <w:r>
+              <w:rPr>
+                <w:b w:val="0"/>
+                <w:i w:val="0"/>
+                <w:color w:val="64748B"/>
+                <w:sz w:val="16"/>
+              </w:rPr>
+              <w:t>GT-CQ</w:t>
+            </w:r>
+          </w:p>
+        </w:tc>
+        <w:tc>
+          <w:tcPr>
+            <w:tcW w:type="dxa" w:w="4706"/>
+          </w:tcPr>
+          <w:p>
+            <w:r>
+              <w:rPr>
+                <w:b w:val="0"/>
+                <w:i w:val="0"/>
+                <w:sz w:val="17"/>
+              </w:rPr>
+              <w:t>Prière de verifier l'information donnée par Ibrahima Sorry Sylla ou corriger au niveau de la section 1.</w:t>
+            </w:r>
+          </w:p>
+        </w:tc>
+      </w:tr>
+      <w:tr>
+        <w:tc>
+          <w:tcPr>
+            <w:tcW w:type="dxa" w:w="964"/>
+          </w:tcPr>
+          <w:p>
+            <w:r>
+              <w:rPr>
+                <w:b/>
+                <w:i w:val="0"/>
+                <w:color w:val="EA580C"/>
+                <w:sz w:val="16"/>
+              </w:rPr>
+              <w:t>Moyenne</w:t>
+            </w:r>
+          </w:p>
+        </w:tc>
+        <w:tc>
+          <w:tcPr>
+            <w:tcW w:type="dxa" w:w="1247"/>
+          </w:tcPr>
+          <w:p>
+            <w:r>
+              <w:rPr>
+                <w:b/>
+                <w:i w:val="0"/>
+                <w:sz w:val="16"/>
+              </w:rPr>
+              <w:t>S01</w:t>
+              <w:br/>
+            </w:r>
+            <w:r>
+              <w:rPr>
+                <w:b w:val="0"/>
+                <w:i w:val="0"/>
+                <w:color w:val="64748B"/>
+                <w:sz w:val="14"/>
+              </w:rPr>
+              <w:t>Démographie</w:t>
+            </w:r>
+          </w:p>
+        </w:tc>
+        <w:tc>
+          <w:tcPr>
+            <w:tcW w:type="dxa" w:w="1531"/>
+          </w:tcPr>
+          <w:p>
+            <w:r>
+              <w:rPr>
+                <w:b/>
+                <w:i w:val="0"/>
+                <w:color w:val="16A34A"/>
+                <w:sz w:val="16"/>
+              </w:rPr>
+              <w:t>s01q16, s01q00b, s01q16_autre</w:t>
+            </w:r>
+          </w:p>
+        </w:tc>
+        <w:tc>
+          <w:tcPr>
+            <w:tcW w:type="dxa" w:w="1191"/>
+          </w:tcPr>
+          <w:p>
+            <w:r>
+              <w:rPr>
+                <w:b w:val="0"/>
+                <w:i w:val="0"/>
+                <w:color w:val="64748B"/>
+                <w:sz w:val="16"/>
+              </w:rPr>
+              <w:t>GT-CQ</w:t>
+            </w:r>
+          </w:p>
+        </w:tc>
+        <w:tc>
+          <w:tcPr>
+            <w:tcW w:type="dxa" w:w="4706"/>
+          </w:tcPr>
+          <w:p>
+            <w:r>
+              <w:rPr>
+                <w:b w:val="0"/>
+                <w:i w:val="0"/>
+                <w:sz w:val="17"/>
+              </w:rPr>
+              <w:t>L'ethni de Kéba Sylla est Diahanké, prière de bien classer cet ethni qui existe soit dans la liste des ethni ou n'éxiste pas comme ethni.</w:t>
+            </w:r>
+          </w:p>
+        </w:tc>
+      </w:tr>
+      <w:tr>
+        <w:tc>
+          <w:tcPr>
+            <w:tcW w:type="dxa" w:w="964"/>
+          </w:tcPr>
+          <w:p>
+            <w:r>
+              <w:rPr>
+                <w:b/>
+                <w:i w:val="0"/>
+                <w:color w:val="EA580C"/>
+                <w:sz w:val="16"/>
+              </w:rPr>
+              <w:t>Moyenne</w:t>
+            </w:r>
+          </w:p>
+        </w:tc>
+        <w:tc>
+          <w:tcPr>
+            <w:tcW w:type="dxa" w:w="1247"/>
+          </w:tcPr>
+          <w:p>
+            <w:r>
+              <w:rPr>
+                <w:b/>
+                <w:i w:val="0"/>
+                <w:sz w:val="16"/>
+              </w:rPr>
+              <w:t>S01</w:t>
+              <w:br/>
+            </w:r>
+            <w:r>
+              <w:rPr>
+                <w:b w:val="0"/>
+                <w:i w:val="0"/>
+                <w:color w:val="64748B"/>
+                <w:sz w:val="14"/>
+              </w:rPr>
+              <w:t>Démographie</w:t>
+            </w:r>
+          </w:p>
+        </w:tc>
+        <w:tc>
+          <w:tcPr>
+            <w:tcW w:type="dxa" w:w="1531"/>
+          </w:tcPr>
+          <w:p>
+            <w:r>
+              <w:rPr>
+                <w:b/>
+                <w:i w:val="0"/>
+                <w:color w:val="16A34A"/>
+                <w:sz w:val="16"/>
+              </w:rPr>
+              <w:t>—</w:t>
+            </w:r>
+          </w:p>
+        </w:tc>
+        <w:tc>
+          <w:tcPr>
+            <w:tcW w:type="dxa" w:w="1191"/>
+          </w:tcPr>
+          <w:p>
+            <w:r>
+              <w:rPr>
+                <w:b w:val="0"/>
+                <w:i w:val="0"/>
+                <w:color w:val="64748B"/>
+                <w:sz w:val="16"/>
+              </w:rPr>
+              <w:t>GT-CQ</w:t>
+            </w:r>
+          </w:p>
+        </w:tc>
+        <w:tc>
+          <w:tcPr>
+            <w:tcW w:type="dxa" w:w="4706"/>
+          </w:tcPr>
+          <w:p>
+            <w:r>
+              <w:rPr>
+                <w:b w:val="0"/>
+                <w:i w:val="0"/>
+                <w:sz w:val="17"/>
+              </w:rPr>
+              <w:t>Prière de verifier l'information donnée par Kéba Sylla ou corriger au niveau de la section 1.</w:t>
+            </w:r>
+          </w:p>
+        </w:tc>
+      </w:tr>
+      <w:tr>
+        <w:tc>
+          <w:tcPr>
+            <w:tcW w:type="dxa" w:w="964"/>
+          </w:tcPr>
+          <w:p>
+            <w:r>
+              <w:rPr>
+                <w:b/>
+                <w:i w:val="0"/>
+                <w:color w:val="EA580C"/>
+                <w:sz w:val="16"/>
+              </w:rPr>
+              <w:t>Moyenne</w:t>
+            </w:r>
+          </w:p>
+        </w:tc>
+        <w:tc>
+          <w:tcPr>
+            <w:tcW w:type="dxa" w:w="1247"/>
+          </w:tcPr>
+          <w:p>
+            <w:r>
+              <w:rPr>
+                <w:b/>
+                <w:i w:val="0"/>
+                <w:sz w:val="16"/>
+              </w:rPr>
+              <w:t>S01</w:t>
+              <w:br/>
+            </w:r>
+            <w:r>
+              <w:rPr>
+                <w:b w:val="0"/>
+                <w:i w:val="0"/>
+                <w:color w:val="64748B"/>
+                <w:sz w:val="14"/>
+              </w:rPr>
+              <w:t>Démographie</w:t>
+            </w:r>
+          </w:p>
+        </w:tc>
+        <w:tc>
+          <w:tcPr>
+            <w:tcW w:type="dxa" w:w="1531"/>
+          </w:tcPr>
+          <w:p>
+            <w:r>
+              <w:rPr>
+                <w:b/>
+                <w:i w:val="0"/>
+                <w:color w:val="16A34A"/>
+                <w:sz w:val="16"/>
+              </w:rPr>
+              <w:t>s01q16, s01q00b, s01q16_autre</w:t>
+            </w:r>
+          </w:p>
+        </w:tc>
+        <w:tc>
+          <w:tcPr>
+            <w:tcW w:type="dxa" w:w="1191"/>
+          </w:tcPr>
+          <w:p>
+            <w:r>
+              <w:rPr>
+                <w:b w:val="0"/>
+                <w:i w:val="0"/>
+                <w:color w:val="64748B"/>
+                <w:sz w:val="16"/>
+              </w:rPr>
+              <w:t>GT-CQ</w:t>
+            </w:r>
+          </w:p>
+        </w:tc>
+        <w:tc>
+          <w:tcPr>
+            <w:tcW w:type="dxa" w:w="4706"/>
+          </w:tcPr>
+          <w:p>
+            <w:r>
+              <w:rPr>
+                <w:b w:val="0"/>
+                <w:i w:val="0"/>
+                <w:sz w:val="17"/>
+              </w:rPr>
+              <w:t>L'ethni de MARIAMA Soumtou Sylla est Diakhanké, prière de bien classer cet ethni qui existe soit dans la liste des ethni ou n'éxiste pas comme ethni.</w:t>
+            </w:r>
+          </w:p>
+        </w:tc>
+      </w:tr>
+      <w:tr>
+        <w:tc>
+          <w:tcPr>
+            <w:tcW w:type="dxa" w:w="964"/>
+          </w:tcPr>
+          <w:p>
+            <w:r>
+              <w:rPr>
+                <w:b/>
+                <w:i w:val="0"/>
+                <w:color w:val="EA580C"/>
+                <w:sz w:val="16"/>
+              </w:rPr>
+              <w:t>Moyenne</w:t>
+            </w:r>
+          </w:p>
+        </w:tc>
+        <w:tc>
+          <w:tcPr>
+            <w:tcW w:type="dxa" w:w="1247"/>
+          </w:tcPr>
+          <w:p>
+            <w:r>
+              <w:rPr>
+                <w:b/>
+                <w:i w:val="0"/>
+                <w:sz w:val="16"/>
+              </w:rPr>
+              <w:t>S01</w:t>
+              <w:br/>
+            </w:r>
+            <w:r>
+              <w:rPr>
+                <w:b w:val="0"/>
+                <w:i w:val="0"/>
+                <w:color w:val="64748B"/>
+                <w:sz w:val="14"/>
+              </w:rPr>
+              <w:t>Démographie</w:t>
+            </w:r>
+          </w:p>
+        </w:tc>
+        <w:tc>
+          <w:tcPr>
+            <w:tcW w:type="dxa" w:w="1531"/>
+          </w:tcPr>
+          <w:p>
+            <w:r>
+              <w:rPr>
+                <w:b/>
+                <w:i w:val="0"/>
+                <w:color w:val="16A34A"/>
+                <w:sz w:val="16"/>
+              </w:rPr>
+              <w:t>—</w:t>
+            </w:r>
+          </w:p>
+        </w:tc>
+        <w:tc>
+          <w:tcPr>
+            <w:tcW w:type="dxa" w:w="1191"/>
+          </w:tcPr>
+          <w:p>
+            <w:r>
+              <w:rPr>
+                <w:b w:val="0"/>
+                <w:i w:val="0"/>
+                <w:color w:val="64748B"/>
+                <w:sz w:val="16"/>
+              </w:rPr>
+              <w:t>GT-CQ</w:t>
+            </w:r>
+          </w:p>
+        </w:tc>
+        <w:tc>
+          <w:tcPr>
+            <w:tcW w:type="dxa" w:w="4706"/>
+          </w:tcPr>
+          <w:p>
+            <w:r>
+              <w:rPr>
+                <w:b w:val="0"/>
+                <w:i w:val="0"/>
+                <w:sz w:val="17"/>
+              </w:rPr>
+              <w:t>Prière de verifier l'information donnée par MARIAMA Soumtou Sylla ou corriger au niveau de la section 1.</w:t>
+            </w:r>
+          </w:p>
+        </w:tc>
+      </w:tr>
+      <w:tr>
+        <w:tc>
+          <w:tcPr>
+            <w:tcW w:type="dxa" w:w="964"/>
+          </w:tcPr>
+          <w:p>
+            <w:r>
+              <w:rPr>
+                <w:b/>
+                <w:i w:val="0"/>
+                <w:color w:val="EA580C"/>
+                <w:sz w:val="16"/>
+              </w:rPr>
+              <w:t>Moyenne</w:t>
+            </w:r>
+          </w:p>
+        </w:tc>
+        <w:tc>
+          <w:tcPr>
+            <w:tcW w:type="dxa" w:w="1247"/>
+          </w:tcPr>
+          <w:p>
+            <w:r>
+              <w:rPr>
+                <w:b/>
+                <w:i w:val="0"/>
+                <w:sz w:val="16"/>
+              </w:rPr>
+              <w:t>S01</w:t>
+              <w:br/>
+            </w:r>
+            <w:r>
+              <w:rPr>
+                <w:b w:val="0"/>
+                <w:i w:val="0"/>
+                <w:color w:val="64748B"/>
+                <w:sz w:val="14"/>
+              </w:rPr>
+              <w:t>Démographie</w:t>
+            </w:r>
+          </w:p>
+        </w:tc>
+        <w:tc>
+          <w:tcPr>
+            <w:tcW w:type="dxa" w:w="1531"/>
+          </w:tcPr>
+          <w:p>
+            <w:r>
+              <w:rPr>
+                <w:b/>
+                <w:i w:val="0"/>
+                <w:color w:val="16A34A"/>
+                <w:sz w:val="16"/>
+              </w:rPr>
+              <w:t>s01q16, s01q00b, s01q16_autre</w:t>
+            </w:r>
+          </w:p>
+        </w:tc>
+        <w:tc>
+          <w:tcPr>
+            <w:tcW w:type="dxa" w:w="1191"/>
+          </w:tcPr>
+          <w:p>
+            <w:r>
+              <w:rPr>
+                <w:b w:val="0"/>
+                <w:i w:val="0"/>
+                <w:color w:val="64748B"/>
+                <w:sz w:val="16"/>
+              </w:rPr>
+              <w:t>GT-CQ</w:t>
+            </w:r>
+          </w:p>
+        </w:tc>
+        <w:tc>
+          <w:tcPr>
+            <w:tcW w:type="dxa" w:w="4706"/>
+          </w:tcPr>
+          <w:p>
+            <w:r>
+              <w:rPr>
+                <w:b w:val="0"/>
+                <w:i w:val="0"/>
+                <w:sz w:val="17"/>
+              </w:rPr>
+              <w:t>L'ethni de Mamadou Saliou Sylla est Diakhanké, prière de bien classer cet ethni qui existe soit dans la liste des ethni ou n'éxiste pas comme ethni.</w:t>
+            </w:r>
+          </w:p>
+        </w:tc>
+      </w:tr>
+      <w:tr>
+        <w:tc>
+          <w:tcPr>
+            <w:tcW w:type="dxa" w:w="964"/>
+          </w:tcPr>
+          <w:p>
+            <w:r>
+              <w:rPr>
+                <w:b/>
+                <w:i w:val="0"/>
+                <w:color w:val="EA580C"/>
+                <w:sz w:val="16"/>
+              </w:rPr>
+              <w:t>Moyenne</w:t>
+            </w:r>
+          </w:p>
+        </w:tc>
+        <w:tc>
+          <w:tcPr>
+            <w:tcW w:type="dxa" w:w="1247"/>
+          </w:tcPr>
+          <w:p>
+            <w:r>
+              <w:rPr>
+                <w:b/>
+                <w:i w:val="0"/>
+                <w:sz w:val="16"/>
+              </w:rPr>
+              <w:t>S01</w:t>
+              <w:br/>
+            </w:r>
+            <w:r>
+              <w:rPr>
+                <w:b w:val="0"/>
+                <w:i w:val="0"/>
+                <w:color w:val="64748B"/>
+                <w:sz w:val="14"/>
+              </w:rPr>
+              <w:t>Démographie</w:t>
+            </w:r>
+          </w:p>
+        </w:tc>
+        <w:tc>
+          <w:tcPr>
+            <w:tcW w:type="dxa" w:w="1531"/>
+          </w:tcPr>
+          <w:p>
+            <w:r>
+              <w:rPr>
+                <w:b/>
+                <w:i w:val="0"/>
+                <w:color w:val="16A34A"/>
+                <w:sz w:val="16"/>
+              </w:rPr>
+              <w:t>—</w:t>
+            </w:r>
+          </w:p>
+        </w:tc>
+        <w:tc>
+          <w:tcPr>
+            <w:tcW w:type="dxa" w:w="1191"/>
+          </w:tcPr>
+          <w:p>
+            <w:r>
+              <w:rPr>
+                <w:b w:val="0"/>
+                <w:i w:val="0"/>
+                <w:color w:val="64748B"/>
+                <w:sz w:val="16"/>
+              </w:rPr>
+              <w:t>GT-CQ</w:t>
+            </w:r>
+          </w:p>
+        </w:tc>
+        <w:tc>
+          <w:tcPr>
+            <w:tcW w:type="dxa" w:w="4706"/>
+          </w:tcPr>
+          <w:p>
+            <w:r>
+              <w:rPr>
+                <w:b w:val="0"/>
+                <w:i w:val="0"/>
+                <w:sz w:val="17"/>
+              </w:rPr>
+              <w:t>Prière de verifier l'information donnée par Mamadou Saliou Sylla ou corriger au niveau de la section 1.</w:t>
+            </w:r>
+          </w:p>
+        </w:tc>
+      </w:tr>
+      <w:tr>
+        <w:tc>
+          <w:tcPr>
+            <w:tcW w:type="dxa" w:w="964"/>
+          </w:tcPr>
+          <w:p>
+            <w:r>
+              <w:rPr>
+                <w:b/>
+                <w:i w:val="0"/>
+                <w:color w:val="EA580C"/>
+                <w:sz w:val="16"/>
+              </w:rPr>
+              <w:t>Moyenne</w:t>
+            </w:r>
+          </w:p>
+        </w:tc>
+        <w:tc>
+          <w:tcPr>
+            <w:tcW w:type="dxa" w:w="1247"/>
+          </w:tcPr>
+          <w:p>
+            <w:r>
+              <w:rPr>
+                <w:b/>
+                <w:i w:val="0"/>
+                <w:sz w:val="16"/>
+              </w:rPr>
+              <w:t>S01</w:t>
+              <w:br/>
+            </w:r>
+            <w:r>
+              <w:rPr>
+                <w:b w:val="0"/>
+                <w:i w:val="0"/>
+                <w:color w:val="64748B"/>
+                <w:sz w:val="14"/>
+              </w:rPr>
+              <w:t>Démographie</w:t>
+            </w:r>
+          </w:p>
+        </w:tc>
+        <w:tc>
+          <w:tcPr>
+            <w:tcW w:type="dxa" w:w="1531"/>
+          </w:tcPr>
+          <w:p>
+            <w:r>
+              <w:rPr>
+                <w:b/>
+                <w:i w:val="0"/>
+                <w:color w:val="16A34A"/>
+                <w:sz w:val="16"/>
+              </w:rPr>
+              <w:t>s01q16, s01q00b, s01q16_autre</w:t>
+            </w:r>
+          </w:p>
+        </w:tc>
+        <w:tc>
+          <w:tcPr>
+            <w:tcW w:type="dxa" w:w="1191"/>
+          </w:tcPr>
+          <w:p>
+            <w:r>
+              <w:rPr>
+                <w:b w:val="0"/>
+                <w:i w:val="0"/>
+                <w:color w:val="64748B"/>
+                <w:sz w:val="16"/>
+              </w:rPr>
+              <w:t>GT-CQ</w:t>
+            </w:r>
+          </w:p>
+        </w:tc>
+        <w:tc>
+          <w:tcPr>
+            <w:tcW w:type="dxa" w:w="4706"/>
+          </w:tcPr>
+          <w:p>
+            <w:r>
+              <w:rPr>
+                <w:b w:val="0"/>
+                <w:i w:val="0"/>
+                <w:sz w:val="17"/>
+              </w:rPr>
+              <w:t>L'ethni de Saliou Sylla est Diahanké, prière de bien classer cet ethni qui existe soit dans la liste des ethni ou n'éxiste pas comme ethni.</w:t>
+            </w:r>
+          </w:p>
+        </w:tc>
+      </w:tr>
+      <w:tr>
+        <w:tc>
+          <w:tcPr>
+            <w:tcW w:type="dxa" w:w="964"/>
+          </w:tcPr>
+          <w:p>
+            <w:r>
+              <w:rPr>
+                <w:b/>
+                <w:i w:val="0"/>
+                <w:color w:val="EA580C"/>
+                <w:sz w:val="16"/>
+              </w:rPr>
+              <w:t>Moyenne</w:t>
+            </w:r>
+          </w:p>
+        </w:tc>
+        <w:tc>
+          <w:tcPr>
+            <w:tcW w:type="dxa" w:w="1247"/>
+          </w:tcPr>
+          <w:p>
+            <w:r>
+              <w:rPr>
+                <w:b/>
+                <w:i w:val="0"/>
+                <w:sz w:val="16"/>
+              </w:rPr>
+              <w:t>S01</w:t>
+              <w:br/>
+            </w:r>
+            <w:r>
+              <w:rPr>
+                <w:b w:val="0"/>
+                <w:i w:val="0"/>
+                <w:color w:val="64748B"/>
+                <w:sz w:val="14"/>
+              </w:rPr>
+              <w:t>Démographie</w:t>
+            </w:r>
+          </w:p>
+        </w:tc>
+        <w:tc>
+          <w:tcPr>
+            <w:tcW w:type="dxa" w:w="1531"/>
+          </w:tcPr>
+          <w:p>
+            <w:r>
+              <w:rPr>
+                <w:b/>
+                <w:i w:val="0"/>
+                <w:color w:val="16A34A"/>
+                <w:sz w:val="16"/>
+              </w:rPr>
+              <w:t>—</w:t>
+            </w:r>
+          </w:p>
+        </w:tc>
+        <w:tc>
+          <w:tcPr>
+            <w:tcW w:type="dxa" w:w="1191"/>
+          </w:tcPr>
+          <w:p>
+            <w:r>
+              <w:rPr>
+                <w:b w:val="0"/>
+                <w:i w:val="0"/>
+                <w:color w:val="64748B"/>
+                <w:sz w:val="16"/>
+              </w:rPr>
+              <w:t>GT-CQ</w:t>
+            </w:r>
+          </w:p>
+        </w:tc>
+        <w:tc>
+          <w:tcPr>
+            <w:tcW w:type="dxa" w:w="4706"/>
+          </w:tcPr>
+          <w:p>
+            <w:r>
+              <w:rPr>
+                <w:b w:val="0"/>
+                <w:i w:val="0"/>
+                <w:sz w:val="17"/>
+              </w:rPr>
+              <w:t>Prière de verifier l'information donnée par Saliou Sylla ou corriger au niveau de la section 1.</w:t>
+            </w:r>
+          </w:p>
+        </w:tc>
+      </w:tr>
+      <w:tr>
+        <w:tc>
+          <w:tcPr>
+            <w:tcW w:type="dxa" w:w="964"/>
+          </w:tcPr>
+          <w:p>
+            <w:r>
+              <w:rPr>
+                <w:b/>
+                <w:i w:val="0"/>
+                <w:color w:val="EA580C"/>
+                <w:sz w:val="16"/>
+              </w:rPr>
+              <w:t>Moyenne</w:t>
+            </w:r>
+          </w:p>
+        </w:tc>
+        <w:tc>
+          <w:tcPr>
+            <w:tcW w:type="dxa" w:w="1247"/>
+          </w:tcPr>
+          <w:p>
+            <w:r>
+              <w:rPr>
+                <w:b/>
+                <w:i w:val="0"/>
+                <w:sz w:val="16"/>
+              </w:rPr>
               <w:t>S02</w:t>
               <w:br/>
             </w:r>
@@ -2465,7 +4985,7 @@
                 <w:i w:val="0"/>
                 <w:sz w:val="17"/>
               </w:rPr>
-              <w:t>Incohérent!! Le niveau d'instruction déclaré par l'un des enfants () au niveau de la section 1 de Ousmane Sylla diffère de celui donné par Ousmane Sylla lui-même qui affirme ne pas avoir frequenté l'école formelle.</w:t>
+              <w:t>Attention!!! Le montant payé pour la cotisation de Coumba Sylla qui fréquente 1ére année de Supérieur est de 25000 FCFA semble élevé.</w:t>
             </w:r>
           </w:p>
         </w:tc>
@@ -2480,10 +5000,10 @@
               <w:rPr>
                 <w:b/>
                 <w:i w:val="0"/>
-                <w:color w:val="DC2626"/>
-                <w:sz w:val="16"/>
-              </w:rPr>
-              <w:t>Haute</w:t>
+                <w:color w:val="EA580C"/>
+                <w:sz w:val="16"/>
+              </w:rPr>
+              <w:t>Moyenne</w:t>
             </w:r>
           </w:p>
         </w:tc>
@@ -2498,7 +5018,7 @@
                 <w:i w:val="0"/>
                 <w:sz w:val="16"/>
               </w:rPr>
-              <w:t>S03</w:t>
+              <w:t>S02</w:t>
               <w:br/>
             </w:r>
             <w:r>
@@ -2508,7 +5028,7 @@
                 <w:color w:val="64748B"/>
                 <w:sz w:val="14"/>
               </w:rPr>
-              <w:t>Santé</w:t>
+              <w:t>Éducation</w:t>
             </w:r>
           </w:p>
         </w:tc>
@@ -2524,7 +5044,7 @@
                 <w:color w:val="16A34A"/>
                 <w:sz w:val="16"/>
               </w:rPr>
-              <w:t>s03q27</w:t>
+              <w:t>—</w:t>
             </w:r>
           </w:p>
         </w:tc>
@@ -2555,7 +5075,7 @@
                 <w:i w:val="0"/>
                 <w:sz w:val="17"/>
               </w:rPr>
-              <w:t>Incoherence!!! Houleymatou Diaouné a eu un problème de santé au cours des 12 derniers mois qui a entrainé au moins une fois une hospitalisation (3.22=Oui) mais la depense liée à ce problème de santé est nulle 0 ou ne sait pas dans la question (s03q27).</w:t>
+              <w:t>Veuillez verifier cette information auprès de l'enquêté ou confirmer avec le QG.</w:t>
             </w:r>
           </w:p>
         </w:tc>
@@ -2570,10 +5090,10 @@
               <w:rPr>
                 <w:b/>
                 <w:i w:val="0"/>
-                <w:color w:val="DC2626"/>
-                <w:sz w:val="16"/>
-              </w:rPr>
-              <w:t>Haute</w:t>
+                <w:color w:val="EA580C"/>
+                <w:sz w:val="16"/>
+              </w:rPr>
+              <w:t>Moyenne</w:t>
             </w:r>
           </w:p>
         </w:tc>
@@ -2588,7 +5108,7 @@
                 <w:i w:val="0"/>
                 <w:sz w:val="16"/>
               </w:rPr>
-              <w:t>S03</w:t>
+              <w:t>S02</w:t>
               <w:br/>
             </w:r>
             <w:r>
@@ -2598,7 +5118,7 @@
                 <w:color w:val="64748B"/>
                 <w:sz w:val="14"/>
               </w:rPr>
-              <w:t>Santé</w:t>
+              <w:t>Éducation</w:t>
             </w:r>
           </w:p>
         </w:tc>
@@ -2614,7 +5134,7 @@
                 <w:color w:val="16A34A"/>
                 <w:sz w:val="16"/>
               </w:rPr>
-              <w:t>—</w:t>
+              <w:t>s01q63, s00q04, s02q25, s01q00b, s02q17_2, s02q15_2</w:t>
             </w:r>
           </w:p>
         </w:tc>
@@ -2645,7 +5165,7 @@
                 <w:i w:val="0"/>
                 <w:sz w:val="17"/>
               </w:rPr>
-              <w:t>Incohérent !!! Fatou Sylla s'est consulté la première fois pour cette maladie (Douleurs/fatigue) chez un dentiste et vous dites que  Fatou Sylla n'est pas concerné par le montant des frais de consultation d'un dentiste (3.16=9999).</w:t>
+              <w:t>Dans les milieux urbains c'est peu probable de voir une école dont les élèves ou étudiants ne dépensent pas en frais d'uniformes, prière de verifier pour Coumba Sylla qui fréquente 1ére année de Supérieur et corriger ou confirmer avec le QG.</w:t>
             </w:r>
           </w:p>
         </w:tc>
@@ -2660,10 +5180,10 @@
               <w:rPr>
                 <w:b/>
                 <w:i w:val="0"/>
-                <w:color w:val="DC2626"/>
-                <w:sz w:val="16"/>
-              </w:rPr>
-              <w:t>Haute</w:t>
+                <w:color w:val="EA580C"/>
+                <w:sz w:val="16"/>
+              </w:rPr>
+              <w:t>Moyenne</w:t>
             </w:r>
           </w:p>
         </w:tc>
@@ -2678,7 +5198,7 @@
                 <w:i w:val="0"/>
                 <w:sz w:val="16"/>
               </w:rPr>
-              <w:t>S03</w:t>
+              <w:t>S02</w:t>
               <w:br/>
             </w:r>
             <w:r>
@@ -2688,7 +5208,7 @@
                 <w:color w:val="64748B"/>
                 <w:sz w:val="14"/>
               </w:rPr>
-              <w:t>Santé</w:t>
+              <w:t>Éducation</w:t>
             </w:r>
           </w:p>
         </w:tc>
@@ -2735,7 +5255,7 @@
                 <w:i w:val="0"/>
                 <w:sz w:val="17"/>
               </w:rPr>
-              <w:t>Prière de verifier cette incohérence auprès de l'enquêté ou confirmer.</w:t>
+              <w:t>Attention!!! le montant payé pour les frais de scolarité ( 10000 FCFA) de MARIAMA Soumtou Sylla  qui fréquente 3ème année de Maternelle semble faible.</w:t>
             </w:r>
           </w:p>
         </w:tc>
@@ -2768,7 +5288,7 @@
                 <w:i w:val="0"/>
                 <w:sz w:val="16"/>
               </w:rPr>
-              <w:t>S00</w:t>
+              <w:t>S02</w:t>
               <w:br/>
             </w:r>
             <w:r>
@@ -2778,7 +5298,7 @@
                 <w:color w:val="64748B"/>
                 <w:sz w:val="14"/>
               </w:rPr>
-              <w:t>Identification</w:t>
+              <w:t>Éducation</w:t>
             </w:r>
           </w:p>
         </w:tc>
@@ -2794,7 +5314,7 @@
                 <w:color w:val="16A34A"/>
                 <w:sz w:val="16"/>
               </w:rPr>
-              <w:t>s00q07a, s00q08, s00q10, s00q13_0, s00q15_0, s00q17_0, s00q23a, s00q23b</w:t>
+              <w:t>s01q63, s00q04, s02q25, s01q00b, s02q17_2, s02q15_2</w:t>
             </w:r>
           </w:p>
         </w:tc>
@@ -2825,7 +5345,7 @@
                 <w:i w:val="0"/>
                 <w:sz w:val="17"/>
               </w:rPr>
-              <w:t>Prière de renseigner toutes les informations du ménage dans la section 0 avant d'entamer les autres informations.</w:t>
+              <w:t>Dans les milieux urbains c'est peu probable de voir une école dont les élèves ou étudiants ne dépensent pas en frais d'uniformes, prière de verifier pour MARIAMA Soumtou Sylla qui fréquente 3ème année de Maternelle et corriger ou confirmer avec le QG.</w:t>
             </w:r>
           </w:p>
         </w:tc>
@@ -2858,7 +5378,7 @@
                 <w:i w:val="0"/>
                 <w:sz w:val="16"/>
               </w:rPr>
-              <w:t>S00</w:t>
+              <w:t>S02</w:t>
               <w:br/>
             </w:r>
             <w:r>
@@ -2868,7 +5388,7 @@
                 <w:color w:val="64748B"/>
                 <w:sz w:val="14"/>
               </w:rPr>
-              <w:t>Identification</w:t>
+              <w:t>Éducation</w:t>
             </w:r>
           </w:p>
         </w:tc>
@@ -2884,7 +5404,7 @@
                 <w:color w:val="16A34A"/>
                 <w:sz w:val="16"/>
               </w:rPr>
-              <w:t>—</w:t>
+              <w:t>s01q63, s00q04, s02q25, s01q00b, s02q17_2, s02q15_2</w:t>
             </w:r>
           </w:p>
         </w:tc>
@@ -2915,7 +5435,7 @@
                 <w:i w:val="0"/>
                 <w:sz w:val="17"/>
               </w:rPr>
-              <w:t>Attention! Il manque des informations non renseignées dans la section 0, prière de regarder toutes les autres informations dans l'identification du ménage (IDENTIFICATION ET RENSEIGNEMENTS DE CONTROLE) ou dans OBSERVATIONS pour pouvoir renseigné toutes les questions liées au ménage.</w:t>
+              <w:t>Dans les milieux urbains c'est peu probable de voir une école dont les élèves ou étudiants ne dépensent pas en frais d'uniformes, prière de verifier pour Diouma Wourry Sylla qui fréquente 1ére année de Secondaire 1 (Moyen) Général et corriger ou confirmer avec le QG.</w:t>
             </w:r>
           </w:p>
         </w:tc>
@@ -2948,7 +5468,7 @@
                 <w:i w:val="0"/>
                 <w:sz w:val="16"/>
               </w:rPr>
-              <w:t>S01</w:t>
+              <w:t>S02</w:t>
               <w:br/>
             </w:r>
             <w:r>
@@ -2958,7 +5478,7 @@
                 <w:color w:val="64748B"/>
                 <w:sz w:val="14"/>
               </w:rPr>
-              <w:t>Démographie</w:t>
+              <w:t>Éducation</w:t>
             </w:r>
           </w:p>
         </w:tc>
@@ -2974,7 +5494,7 @@
                 <w:color w:val="16A34A"/>
                 <w:sz w:val="16"/>
               </w:rPr>
-              <w:t>s01q00</w:t>
+              <w:t>s01q63, s00q04, s02q25, s01q00b, s02q17_2, s02q15_2</w:t>
             </w:r>
           </w:p>
         </w:tc>
@@ -3005,7 +5525,7 @@
                 <w:i w:val="0"/>
                 <w:sz w:val="17"/>
               </w:rPr>
-              <w:t>Attention ! Vous avez déclaré en s01q00 que le répondant est la personne elle-même, or Oumar Telly Sylla est trop jeune (5 ans) pour fournir des informations correctes.</w:t>
+              <w:t>Dans les milieux urbains c'est peu probable de voir une école dont les élèves ou étudiants ne dépensent pas en frais d'uniformes, prière de verifier pour Fatou Sylla qui fréquente 4ème année de Primaire et corriger ou confirmer avec le QG.</w:t>
             </w:r>
           </w:p>
         </w:tc>
@@ -3038,7 +5558,7 @@
                 <w:i w:val="0"/>
                 <w:sz w:val="16"/>
               </w:rPr>
-              <w:t>S01</w:t>
+              <w:t>S02</w:t>
               <w:br/>
             </w:r>
             <w:r>
@@ -3048,7 +5568,7 @@
                 <w:color w:val="64748B"/>
                 <w:sz w:val="14"/>
               </w:rPr>
-              <w:t>Démographie</w:t>
+              <w:t>Éducation</w:t>
             </w:r>
           </w:p>
         </w:tc>
@@ -3064,7 +5584,7 @@
                 <w:color w:val="16A34A"/>
                 <w:sz w:val="16"/>
               </w:rPr>
-              <w:t>—</w:t>
+              <w:t>s01q63, s00q04, s02q25, s01q00b, s02q17_2, s02q15_2</w:t>
             </w:r>
           </w:p>
         </w:tc>
@@ -3095,7 +5615,7 @@
                 <w:i w:val="0"/>
                 <w:sz w:val="17"/>
               </w:rPr>
-              <w:t>Prière de refaire la section 1 pour Oumar Telly Sylla en demandant à un adulte de répondre aux questions à sa place.</w:t>
+              <w:t>Dans les milieux urbains c'est peu probable de voir une école dont les élèves ou étudiants ne dépensent pas en frais d'uniformes, prière de verifier pour Ibrahima Sorry Sylla qui fréquente 2ème année de Primaire et corriger ou confirmer avec le QG.</w:t>
             </w:r>
           </w:p>
         </w:tc>
@@ -3128,7 +5648,7 @@
                 <w:i w:val="0"/>
                 <w:sz w:val="16"/>
               </w:rPr>
-              <w:t>S01</w:t>
+              <w:t>S02</w:t>
               <w:br/>
             </w:r>
             <w:r>
@@ -3138,7 +5658,7 @@
                 <w:color w:val="64748B"/>
                 <w:sz w:val="14"/>
               </w:rPr>
-              <w:t>Démographie</w:t>
+              <w:t>Éducation</w:t>
             </w:r>
           </w:p>
         </w:tc>
@@ -3154,7 +5674,7 @@
                 <w:color w:val="16A34A"/>
                 <w:sz w:val="16"/>
               </w:rPr>
-              <w:t>s01q16, s01q00b, s01q16_autre</w:t>
+              <w:t>s01q63, s00q04, s02q25, s01q00b, s02q17_2, s02q15_2</w:t>
             </w:r>
           </w:p>
         </w:tc>
@@ -3185,7 +5705,7 @@
                 <w:i w:val="0"/>
                 <w:sz w:val="17"/>
               </w:rPr>
-              <w:t>L'ethni de Oumar Telly Sylla est Diakhankè, prière de bien classer cet ethni qui existe soit dans la liste des ethni ou n'éxiste pas comme ethni.</w:t>
+              <w:t>Dans les milieux urbains c'est peu probable de voir une école dont les élèves ou étudiants ne dépensent pas en frais d'uniformes, prière de verifier pour Mariama Banouna Souaré qui fréquente 3ème année de Secondaire 2 Général et corriger ou confirmer avec le QG.</w:t>
             </w:r>
           </w:p>
         </w:tc>
@@ -3218,7 +5738,7 @@
                 <w:i w:val="0"/>
                 <w:sz w:val="16"/>
               </w:rPr>
-              <w:t>S01</w:t>
+              <w:t>S02</w:t>
               <w:br/>
             </w:r>
             <w:r>
@@ -3228,7 +5748,7 @@
                 <w:color w:val="64748B"/>
                 <w:sz w:val="14"/>
               </w:rPr>
-              <w:t>Démographie</w:t>
+              <w:t>Éducation</w:t>
             </w:r>
           </w:p>
         </w:tc>
@@ -3244,7 +5764,7 @@
                 <w:color w:val="16A34A"/>
                 <w:sz w:val="16"/>
               </w:rPr>
-              <w:t>—</w:t>
+              <w:t>s01q63, s00q04, s02q25, s01q00b, s02q17_2, s02q15_2</w:t>
             </w:r>
           </w:p>
         </w:tc>
@@ -3275,2977 +5795,7 @@
                 <w:i w:val="0"/>
                 <w:sz w:val="17"/>
               </w:rPr>
-              <w:t>Prière de verifier l'information donnée par Oumar Telly Sylla ou corriger au niveau de la section 1.</w:t>
-            </w:r>
-          </w:p>
-        </w:tc>
-      </w:tr>
-      <w:tr>
-        <w:tc>
-          <w:tcPr>
-            <w:tcW w:type="dxa" w:w="964"/>
-          </w:tcPr>
-          <w:p>
-            <w:r>
-              <w:rPr>
-                <w:b/>
-                <w:i w:val="0"/>
-                <w:color w:val="EA580C"/>
-                <w:sz w:val="16"/>
-              </w:rPr>
-              <w:t>Moyenne</w:t>
-            </w:r>
-          </w:p>
-        </w:tc>
-        <w:tc>
-          <w:tcPr>
-            <w:tcW w:type="dxa" w:w="1247"/>
-          </w:tcPr>
-          <w:p>
-            <w:r>
-              <w:rPr>
-                <w:b/>
-                <w:i w:val="0"/>
-                <w:sz w:val="16"/>
-              </w:rPr>
-              <w:t>S01</w:t>
-              <w:br/>
-            </w:r>
-            <w:r>
-              <w:rPr>
-                <w:b w:val="0"/>
-                <w:i w:val="0"/>
-                <w:color w:val="64748B"/>
-                <w:sz w:val="14"/>
-              </w:rPr>
-              <w:t>Démographie</w:t>
-            </w:r>
-          </w:p>
-        </w:tc>
-        <w:tc>
-          <w:tcPr>
-            <w:tcW w:type="dxa" w:w="1531"/>
-          </w:tcPr>
-          <w:p>
-            <w:r>
-              <w:rPr>
-                <w:b/>
-                <w:i w:val="0"/>
-                <w:color w:val="16A34A"/>
-                <w:sz w:val="16"/>
-              </w:rPr>
-              <w:t>—</w:t>
-            </w:r>
-          </w:p>
-        </w:tc>
-        <w:tc>
-          <w:tcPr>
-            <w:tcW w:type="dxa" w:w="1191"/>
-          </w:tcPr>
-          <w:p>
-            <w:r>
-              <w:rPr>
-                <w:b w:val="0"/>
-                <w:i w:val="0"/>
-                <w:color w:val="64748B"/>
-                <w:sz w:val="16"/>
-              </w:rPr>
-              <w:t>GT-CQ</w:t>
-            </w:r>
-          </w:p>
-        </w:tc>
-        <w:tc>
-          <w:tcPr>
-            <w:tcW w:type="dxa" w:w="4706"/>
-          </w:tcPr>
-          <w:p>
-            <w:r>
-              <w:rPr>
-                <w:b w:val="0"/>
-                <w:i w:val="0"/>
-                <w:sz w:val="17"/>
-              </w:rPr>
-              <w:t>Prière de verifier l'information donnée par Coumba Sylla ou corriger au niveau de la section 1.</w:t>
-            </w:r>
-          </w:p>
-        </w:tc>
-      </w:tr>
-      <w:tr>
-        <w:tc>
-          <w:tcPr>
-            <w:tcW w:type="dxa" w:w="964"/>
-          </w:tcPr>
-          <w:p>
-            <w:r>
-              <w:rPr>
-                <w:b/>
-                <w:i w:val="0"/>
-                <w:color w:val="EA580C"/>
-                <w:sz w:val="16"/>
-              </w:rPr>
-              <w:t>Moyenne</w:t>
-            </w:r>
-          </w:p>
-        </w:tc>
-        <w:tc>
-          <w:tcPr>
-            <w:tcW w:type="dxa" w:w="1247"/>
-          </w:tcPr>
-          <w:p>
-            <w:r>
-              <w:rPr>
-                <w:b/>
-                <w:i w:val="0"/>
-                <w:sz w:val="16"/>
-              </w:rPr>
-              <w:t>S01</w:t>
-              <w:br/>
-            </w:r>
-            <w:r>
-              <w:rPr>
-                <w:b w:val="0"/>
-                <w:i w:val="0"/>
-                <w:color w:val="64748B"/>
-                <w:sz w:val="14"/>
-              </w:rPr>
-              <w:t>Démographie</w:t>
-            </w:r>
-          </w:p>
-        </w:tc>
-        <w:tc>
-          <w:tcPr>
-            <w:tcW w:type="dxa" w:w="1531"/>
-          </w:tcPr>
-          <w:p>
-            <w:r>
-              <w:rPr>
-                <w:b/>
-                <w:i w:val="0"/>
-                <w:color w:val="16A34A"/>
-                <w:sz w:val="16"/>
-              </w:rPr>
-              <w:t>—</w:t>
-            </w:r>
-          </w:p>
-        </w:tc>
-        <w:tc>
-          <w:tcPr>
-            <w:tcW w:type="dxa" w:w="1191"/>
-          </w:tcPr>
-          <w:p>
-            <w:r>
-              <w:rPr>
-                <w:b w:val="0"/>
-                <w:i w:val="0"/>
-                <w:color w:val="64748B"/>
-                <w:sz w:val="16"/>
-              </w:rPr>
-              <w:t>GT-CQ</w:t>
-            </w:r>
-          </w:p>
-        </w:tc>
-        <w:tc>
-          <w:tcPr>
-            <w:tcW w:type="dxa" w:w="4706"/>
-          </w:tcPr>
-          <w:p>
-            <w:r>
-              <w:rPr>
-                <w:b w:val="0"/>
-                <w:i w:val="0"/>
-                <w:sz w:val="17"/>
-              </w:rPr>
-              <w:t>Prière de verifier l'information donnée par IBRAHIMA Sylla ou corriger au niveau de la section 1.</w:t>
-            </w:r>
-          </w:p>
-        </w:tc>
-      </w:tr>
-      <w:tr>
-        <w:tc>
-          <w:tcPr>
-            <w:tcW w:type="dxa" w:w="964"/>
-          </w:tcPr>
-          <w:p>
-            <w:r>
-              <w:rPr>
-                <w:b/>
-                <w:i w:val="0"/>
-                <w:color w:val="EA580C"/>
-                <w:sz w:val="16"/>
-              </w:rPr>
-              <w:t>Moyenne</w:t>
-            </w:r>
-          </w:p>
-        </w:tc>
-        <w:tc>
-          <w:tcPr>
-            <w:tcW w:type="dxa" w:w="1247"/>
-          </w:tcPr>
-          <w:p>
-            <w:r>
-              <w:rPr>
-                <w:b/>
-                <w:i w:val="0"/>
-                <w:sz w:val="16"/>
-              </w:rPr>
-              <w:t>S01</w:t>
-              <w:br/>
-            </w:r>
-            <w:r>
-              <w:rPr>
-                <w:b w:val="0"/>
-                <w:i w:val="0"/>
-                <w:color w:val="64748B"/>
-                <w:sz w:val="14"/>
-              </w:rPr>
-              <w:t>Démographie</w:t>
-            </w:r>
-          </w:p>
-        </w:tc>
-        <w:tc>
-          <w:tcPr>
-            <w:tcW w:type="dxa" w:w="1531"/>
-          </w:tcPr>
-          <w:p>
-            <w:r>
-              <w:rPr>
-                <w:b/>
-                <w:i w:val="0"/>
-                <w:color w:val="16A34A"/>
-                <w:sz w:val="16"/>
-              </w:rPr>
-              <w:t>—</w:t>
-            </w:r>
-          </w:p>
-        </w:tc>
-        <w:tc>
-          <w:tcPr>
-            <w:tcW w:type="dxa" w:w="1191"/>
-          </w:tcPr>
-          <w:p>
-            <w:r>
-              <w:rPr>
-                <w:b w:val="0"/>
-                <w:i w:val="0"/>
-                <w:color w:val="64748B"/>
-                <w:sz w:val="16"/>
-              </w:rPr>
-              <w:t>GT-CQ</w:t>
-            </w:r>
-          </w:p>
-        </w:tc>
-        <w:tc>
-          <w:tcPr>
-            <w:tcW w:type="dxa" w:w="4706"/>
-          </w:tcPr>
-          <w:p>
-            <w:r>
-              <w:rPr>
-                <w:b w:val="0"/>
-                <w:i w:val="0"/>
-                <w:sz w:val="17"/>
-              </w:rPr>
-              <w:t>Prière de verifier l'information donnée par Mamadou lamine Sylla ou corriger au niveau de la section 1.</w:t>
-            </w:r>
-          </w:p>
-        </w:tc>
-      </w:tr>
-      <w:tr>
-        <w:tc>
-          <w:tcPr>
-            <w:tcW w:type="dxa" w:w="964"/>
-          </w:tcPr>
-          <w:p>
-            <w:r>
-              <w:rPr>
-                <w:b/>
-                <w:i w:val="0"/>
-                <w:color w:val="EA580C"/>
-                <w:sz w:val="16"/>
-              </w:rPr>
-              <w:t>Moyenne</w:t>
-            </w:r>
-          </w:p>
-        </w:tc>
-        <w:tc>
-          <w:tcPr>
-            <w:tcW w:type="dxa" w:w="1247"/>
-          </w:tcPr>
-          <w:p>
-            <w:r>
-              <w:rPr>
-                <w:b/>
-                <w:i w:val="0"/>
-                <w:sz w:val="16"/>
-              </w:rPr>
-              <w:t>S01</w:t>
-              <w:br/>
-            </w:r>
-            <w:r>
-              <w:rPr>
-                <w:b w:val="0"/>
-                <w:i w:val="0"/>
-                <w:color w:val="64748B"/>
-                <w:sz w:val="14"/>
-              </w:rPr>
-              <w:t>Démographie</w:t>
-            </w:r>
-          </w:p>
-        </w:tc>
-        <w:tc>
-          <w:tcPr>
-            <w:tcW w:type="dxa" w:w="1531"/>
-          </w:tcPr>
-          <w:p>
-            <w:r>
-              <w:rPr>
-                <w:b/>
-                <w:i w:val="0"/>
-                <w:color w:val="16A34A"/>
-                <w:sz w:val="16"/>
-              </w:rPr>
-              <w:t>s01q16, s01q00b, s01q16_autre</w:t>
-            </w:r>
-          </w:p>
-        </w:tc>
-        <w:tc>
-          <w:tcPr>
-            <w:tcW w:type="dxa" w:w="1191"/>
-          </w:tcPr>
-          <w:p>
-            <w:r>
-              <w:rPr>
-                <w:b w:val="0"/>
-                <w:i w:val="0"/>
-                <w:color w:val="64748B"/>
-                <w:sz w:val="16"/>
-              </w:rPr>
-              <w:t>GT-CQ</w:t>
-            </w:r>
-          </w:p>
-        </w:tc>
-        <w:tc>
-          <w:tcPr>
-            <w:tcW w:type="dxa" w:w="4706"/>
-          </w:tcPr>
-          <w:p>
-            <w:r>
-              <w:rPr>
-                <w:b w:val="0"/>
-                <w:i w:val="0"/>
-                <w:sz w:val="17"/>
-              </w:rPr>
-              <w:t>L'ethni de Diouma Wourry Sylla est Diakhanké, prière de bien classer cet ethni qui existe soit dans la liste des ethni ou n'éxiste pas comme ethni.</w:t>
-            </w:r>
-          </w:p>
-        </w:tc>
-      </w:tr>
-      <w:tr>
-        <w:tc>
-          <w:tcPr>
-            <w:tcW w:type="dxa" w:w="964"/>
-          </w:tcPr>
-          <w:p>
-            <w:r>
-              <w:rPr>
-                <w:b/>
-                <w:i w:val="0"/>
-                <w:color w:val="EA580C"/>
-                <w:sz w:val="16"/>
-              </w:rPr>
-              <w:t>Moyenne</w:t>
-            </w:r>
-          </w:p>
-        </w:tc>
-        <w:tc>
-          <w:tcPr>
-            <w:tcW w:type="dxa" w:w="1247"/>
-          </w:tcPr>
-          <w:p>
-            <w:r>
-              <w:rPr>
-                <w:b/>
-                <w:i w:val="0"/>
-                <w:sz w:val="16"/>
-              </w:rPr>
-              <w:t>S01</w:t>
-              <w:br/>
-            </w:r>
-            <w:r>
-              <w:rPr>
-                <w:b w:val="0"/>
-                <w:i w:val="0"/>
-                <w:color w:val="64748B"/>
-                <w:sz w:val="14"/>
-              </w:rPr>
-              <w:t>Démographie</w:t>
-            </w:r>
-          </w:p>
-        </w:tc>
-        <w:tc>
-          <w:tcPr>
-            <w:tcW w:type="dxa" w:w="1531"/>
-          </w:tcPr>
-          <w:p>
-            <w:r>
-              <w:rPr>
-                <w:b/>
-                <w:i w:val="0"/>
-                <w:color w:val="16A34A"/>
-                <w:sz w:val="16"/>
-              </w:rPr>
-              <w:t>—</w:t>
-            </w:r>
-          </w:p>
-        </w:tc>
-        <w:tc>
-          <w:tcPr>
-            <w:tcW w:type="dxa" w:w="1191"/>
-          </w:tcPr>
-          <w:p>
-            <w:r>
-              <w:rPr>
-                <w:b w:val="0"/>
-                <w:i w:val="0"/>
-                <w:color w:val="64748B"/>
-                <w:sz w:val="16"/>
-              </w:rPr>
-              <w:t>GT-CQ</w:t>
-            </w:r>
-          </w:p>
-        </w:tc>
-        <w:tc>
-          <w:tcPr>
-            <w:tcW w:type="dxa" w:w="4706"/>
-          </w:tcPr>
-          <w:p>
-            <w:r>
-              <w:rPr>
-                <w:b w:val="0"/>
-                <w:i w:val="0"/>
-                <w:sz w:val="17"/>
-              </w:rPr>
-              <w:t>Prière de verifier l'information donnée par Diouma Wourry Sylla ou corriger au niveau de la section 1.</w:t>
-            </w:r>
-          </w:p>
-        </w:tc>
-      </w:tr>
-      <w:tr>
-        <w:tc>
-          <w:tcPr>
-            <w:tcW w:type="dxa" w:w="964"/>
-          </w:tcPr>
-          <w:p>
-            <w:r>
-              <w:rPr>
-                <w:b/>
-                <w:i w:val="0"/>
-                <w:color w:val="EA580C"/>
-                <w:sz w:val="16"/>
-              </w:rPr>
-              <w:t>Moyenne</w:t>
-            </w:r>
-          </w:p>
-        </w:tc>
-        <w:tc>
-          <w:tcPr>
-            <w:tcW w:type="dxa" w:w="1247"/>
-          </w:tcPr>
-          <w:p>
-            <w:r>
-              <w:rPr>
-                <w:b/>
-                <w:i w:val="0"/>
-                <w:sz w:val="16"/>
-              </w:rPr>
-              <w:t>S01</w:t>
-              <w:br/>
-            </w:r>
-            <w:r>
-              <w:rPr>
-                <w:b w:val="0"/>
-                <w:i w:val="0"/>
-                <w:color w:val="64748B"/>
-                <w:sz w:val="14"/>
-              </w:rPr>
-              <w:t>Démographie</w:t>
-            </w:r>
-          </w:p>
-        </w:tc>
-        <w:tc>
-          <w:tcPr>
-            <w:tcW w:type="dxa" w:w="1531"/>
-          </w:tcPr>
-          <w:p>
-            <w:r>
-              <w:rPr>
-                <w:b/>
-                <w:i w:val="0"/>
-                <w:color w:val="16A34A"/>
-                <w:sz w:val="16"/>
-              </w:rPr>
-              <w:t>s01q16, s01q00b, s01q16_autre</w:t>
-            </w:r>
-          </w:p>
-        </w:tc>
-        <w:tc>
-          <w:tcPr>
-            <w:tcW w:type="dxa" w:w="1191"/>
-          </w:tcPr>
-          <w:p>
-            <w:r>
-              <w:rPr>
-                <w:b w:val="0"/>
-                <w:i w:val="0"/>
-                <w:color w:val="64748B"/>
-                <w:sz w:val="16"/>
-              </w:rPr>
-              <w:t>GT-CQ</w:t>
-            </w:r>
-          </w:p>
-        </w:tc>
-        <w:tc>
-          <w:tcPr>
-            <w:tcW w:type="dxa" w:w="4706"/>
-          </w:tcPr>
-          <w:p>
-            <w:r>
-              <w:rPr>
-                <w:b w:val="0"/>
-                <w:i w:val="0"/>
-                <w:sz w:val="17"/>
-              </w:rPr>
-              <w:t>L'ethni de Fatou Sylla est Diakhanké, prière de bien classer cet ethni qui existe soit dans la liste des ethni ou n'éxiste pas comme ethni.</w:t>
-            </w:r>
-          </w:p>
-        </w:tc>
-      </w:tr>
-      <w:tr>
-        <w:tc>
-          <w:tcPr>
-            <w:tcW w:type="dxa" w:w="964"/>
-          </w:tcPr>
-          <w:p>
-            <w:r>
-              <w:rPr>
-                <w:b/>
-                <w:i w:val="0"/>
-                <w:color w:val="EA580C"/>
-                <w:sz w:val="16"/>
-              </w:rPr>
-              <w:t>Moyenne</w:t>
-            </w:r>
-          </w:p>
-        </w:tc>
-        <w:tc>
-          <w:tcPr>
-            <w:tcW w:type="dxa" w:w="1247"/>
-          </w:tcPr>
-          <w:p>
-            <w:r>
-              <w:rPr>
-                <w:b/>
-                <w:i w:val="0"/>
-                <w:sz w:val="16"/>
-              </w:rPr>
-              <w:t>S01</w:t>
-              <w:br/>
-            </w:r>
-            <w:r>
-              <w:rPr>
-                <w:b w:val="0"/>
-                <w:i w:val="0"/>
-                <w:color w:val="64748B"/>
-                <w:sz w:val="14"/>
-              </w:rPr>
-              <w:t>Démographie</w:t>
-            </w:r>
-          </w:p>
-        </w:tc>
-        <w:tc>
-          <w:tcPr>
-            <w:tcW w:type="dxa" w:w="1531"/>
-          </w:tcPr>
-          <w:p>
-            <w:r>
-              <w:rPr>
-                <w:b/>
-                <w:i w:val="0"/>
-                <w:color w:val="16A34A"/>
-                <w:sz w:val="16"/>
-              </w:rPr>
-              <w:t>—</w:t>
-            </w:r>
-          </w:p>
-        </w:tc>
-        <w:tc>
-          <w:tcPr>
-            <w:tcW w:type="dxa" w:w="1191"/>
-          </w:tcPr>
-          <w:p>
-            <w:r>
-              <w:rPr>
-                <w:b w:val="0"/>
-                <w:i w:val="0"/>
-                <w:color w:val="64748B"/>
-                <w:sz w:val="16"/>
-              </w:rPr>
-              <w:t>GT-CQ</w:t>
-            </w:r>
-          </w:p>
-        </w:tc>
-        <w:tc>
-          <w:tcPr>
-            <w:tcW w:type="dxa" w:w="4706"/>
-          </w:tcPr>
-          <w:p>
-            <w:r>
-              <w:rPr>
-                <w:b w:val="0"/>
-                <w:i w:val="0"/>
-                <w:sz w:val="17"/>
-              </w:rPr>
-              <w:t>Prière de verifier l'information donnée par Fatou Sylla ou corriger au niveau de la section 1.</w:t>
-            </w:r>
-          </w:p>
-        </w:tc>
-      </w:tr>
-      <w:tr>
-        <w:tc>
-          <w:tcPr>
-            <w:tcW w:type="dxa" w:w="964"/>
-          </w:tcPr>
-          <w:p>
-            <w:r>
-              <w:rPr>
-                <w:b/>
-                <w:i w:val="0"/>
-                <w:color w:val="EA580C"/>
-                <w:sz w:val="16"/>
-              </w:rPr>
-              <w:t>Moyenne</w:t>
-            </w:r>
-          </w:p>
-        </w:tc>
-        <w:tc>
-          <w:tcPr>
-            <w:tcW w:type="dxa" w:w="1247"/>
-          </w:tcPr>
-          <w:p>
-            <w:r>
-              <w:rPr>
-                <w:b/>
-                <w:i w:val="0"/>
-                <w:sz w:val="16"/>
-              </w:rPr>
-              <w:t>S01</w:t>
-              <w:br/>
-            </w:r>
-            <w:r>
-              <w:rPr>
-                <w:b w:val="0"/>
-                <w:i w:val="0"/>
-                <w:color w:val="64748B"/>
-                <w:sz w:val="14"/>
-              </w:rPr>
-              <w:t>Démographie</w:t>
-            </w:r>
-          </w:p>
-        </w:tc>
-        <w:tc>
-          <w:tcPr>
-            <w:tcW w:type="dxa" w:w="1531"/>
-          </w:tcPr>
-          <w:p>
-            <w:r>
-              <w:rPr>
-                <w:b/>
-                <w:i w:val="0"/>
-                <w:color w:val="16A34A"/>
-                <w:sz w:val="16"/>
-              </w:rPr>
-              <w:t>s01q16, s01q00b, s01q16_autre</w:t>
-            </w:r>
-          </w:p>
-        </w:tc>
-        <w:tc>
-          <w:tcPr>
-            <w:tcW w:type="dxa" w:w="1191"/>
-          </w:tcPr>
-          <w:p>
-            <w:r>
-              <w:rPr>
-                <w:b w:val="0"/>
-                <w:i w:val="0"/>
-                <w:color w:val="64748B"/>
-                <w:sz w:val="16"/>
-              </w:rPr>
-              <w:t>GT-CQ</w:t>
-            </w:r>
-          </w:p>
-        </w:tc>
-        <w:tc>
-          <w:tcPr>
-            <w:tcW w:type="dxa" w:w="4706"/>
-          </w:tcPr>
-          <w:p>
-            <w:r>
-              <w:rPr>
-                <w:b w:val="0"/>
-                <w:i w:val="0"/>
-                <w:sz w:val="17"/>
-              </w:rPr>
-              <w:t>L'ethni de Houleymatou Diaouné est Diahanké, prière de bien classer cet ethni qui existe soit dans la liste des ethni ou n'éxiste pas comme ethni.</w:t>
-            </w:r>
-          </w:p>
-        </w:tc>
-      </w:tr>
-      <w:tr>
-        <w:tc>
-          <w:tcPr>
-            <w:tcW w:type="dxa" w:w="964"/>
-          </w:tcPr>
-          <w:p>
-            <w:r>
-              <w:rPr>
-                <w:b/>
-                <w:i w:val="0"/>
-                <w:color w:val="EA580C"/>
-                <w:sz w:val="16"/>
-              </w:rPr>
-              <w:t>Moyenne</w:t>
-            </w:r>
-          </w:p>
-        </w:tc>
-        <w:tc>
-          <w:tcPr>
-            <w:tcW w:type="dxa" w:w="1247"/>
-          </w:tcPr>
-          <w:p>
-            <w:r>
-              <w:rPr>
-                <w:b/>
-                <w:i w:val="0"/>
-                <w:sz w:val="16"/>
-              </w:rPr>
-              <w:t>S01</w:t>
-              <w:br/>
-            </w:r>
-            <w:r>
-              <w:rPr>
-                <w:b w:val="0"/>
-                <w:i w:val="0"/>
-                <w:color w:val="64748B"/>
-                <w:sz w:val="14"/>
-              </w:rPr>
-              <w:t>Démographie</w:t>
-            </w:r>
-          </w:p>
-        </w:tc>
-        <w:tc>
-          <w:tcPr>
-            <w:tcW w:type="dxa" w:w="1531"/>
-          </w:tcPr>
-          <w:p>
-            <w:r>
-              <w:rPr>
-                <w:b/>
-                <w:i w:val="0"/>
-                <w:color w:val="16A34A"/>
-                <w:sz w:val="16"/>
-              </w:rPr>
-              <w:t>s01q23, s01q00b, s01q23_autre</w:t>
-            </w:r>
-          </w:p>
-        </w:tc>
-        <w:tc>
-          <w:tcPr>
-            <w:tcW w:type="dxa" w:w="1191"/>
-          </w:tcPr>
-          <w:p>
-            <w:r>
-              <w:rPr>
-                <w:b w:val="0"/>
-                <w:i w:val="0"/>
-                <w:color w:val="64748B"/>
-                <w:sz w:val="16"/>
-              </w:rPr>
-              <w:t>GT-CQ</w:t>
-            </w:r>
-          </w:p>
-        </w:tc>
-        <w:tc>
-          <w:tcPr>
-            <w:tcW w:type="dxa" w:w="4706"/>
-          </w:tcPr>
-          <w:p>
-            <w:r>
-              <w:rPr>
-                <w:b w:val="0"/>
-                <w:i w:val="0"/>
-                <w:sz w:val="17"/>
-              </w:rPr>
-              <w:t>La raison principale que Houleymatou Diaouné envisage de migrer est rendre visite sa famille et semble exister dans les modalités, prière de prendre attache avec le QG pour plus d'explication afin de la classer bien.</w:t>
-            </w:r>
-          </w:p>
-        </w:tc>
-      </w:tr>
-      <w:tr>
-        <w:tc>
-          <w:tcPr>
-            <w:tcW w:type="dxa" w:w="964"/>
-          </w:tcPr>
-          <w:p>
-            <w:r>
-              <w:rPr>
-                <w:b/>
-                <w:i w:val="0"/>
-                <w:color w:val="EA580C"/>
-                <w:sz w:val="16"/>
-              </w:rPr>
-              <w:t>Moyenne</w:t>
-            </w:r>
-          </w:p>
-        </w:tc>
-        <w:tc>
-          <w:tcPr>
-            <w:tcW w:type="dxa" w:w="1247"/>
-          </w:tcPr>
-          <w:p>
-            <w:r>
-              <w:rPr>
-                <w:b/>
-                <w:i w:val="0"/>
-                <w:sz w:val="16"/>
-              </w:rPr>
-              <w:t>S01</w:t>
-              <w:br/>
-            </w:r>
-            <w:r>
-              <w:rPr>
-                <w:b w:val="0"/>
-                <w:i w:val="0"/>
-                <w:color w:val="64748B"/>
-                <w:sz w:val="14"/>
-              </w:rPr>
-              <w:t>Démographie</w:t>
-            </w:r>
-          </w:p>
-        </w:tc>
-        <w:tc>
-          <w:tcPr>
-            <w:tcW w:type="dxa" w:w="1531"/>
-          </w:tcPr>
-          <w:p>
-            <w:r>
-              <w:rPr>
-                <w:b/>
-                <w:i w:val="0"/>
-                <w:color w:val="16A34A"/>
-                <w:sz w:val="16"/>
-              </w:rPr>
-              <w:t>s01q16, s01q00b, s01q16_autre</w:t>
-            </w:r>
-          </w:p>
-        </w:tc>
-        <w:tc>
-          <w:tcPr>
-            <w:tcW w:type="dxa" w:w="1191"/>
-          </w:tcPr>
-          <w:p>
-            <w:r>
-              <w:rPr>
-                <w:b w:val="0"/>
-                <w:i w:val="0"/>
-                <w:color w:val="64748B"/>
-                <w:sz w:val="16"/>
-              </w:rPr>
-              <w:t>GT-CQ</w:t>
-            </w:r>
-          </w:p>
-        </w:tc>
-        <w:tc>
-          <w:tcPr>
-            <w:tcW w:type="dxa" w:w="4706"/>
-          </w:tcPr>
-          <w:p>
-            <w:r>
-              <w:rPr>
-                <w:b w:val="0"/>
-                <w:i w:val="0"/>
-                <w:sz w:val="17"/>
-              </w:rPr>
-              <w:t>L'ethni de Ibrahima Sorry Sylla est Diakhanké, prière de bien classer cet ethni qui existe soit dans la liste des ethni ou n'éxiste pas comme ethni.</w:t>
-            </w:r>
-          </w:p>
-        </w:tc>
-      </w:tr>
-      <w:tr>
-        <w:tc>
-          <w:tcPr>
-            <w:tcW w:type="dxa" w:w="964"/>
-          </w:tcPr>
-          <w:p>
-            <w:r>
-              <w:rPr>
-                <w:b/>
-                <w:i w:val="0"/>
-                <w:color w:val="EA580C"/>
-                <w:sz w:val="16"/>
-              </w:rPr>
-              <w:t>Moyenne</w:t>
-            </w:r>
-          </w:p>
-        </w:tc>
-        <w:tc>
-          <w:tcPr>
-            <w:tcW w:type="dxa" w:w="1247"/>
-          </w:tcPr>
-          <w:p>
-            <w:r>
-              <w:rPr>
-                <w:b/>
-                <w:i w:val="0"/>
-                <w:sz w:val="16"/>
-              </w:rPr>
-              <w:t>S01</w:t>
-              <w:br/>
-            </w:r>
-            <w:r>
-              <w:rPr>
-                <w:b w:val="0"/>
-                <w:i w:val="0"/>
-                <w:color w:val="64748B"/>
-                <w:sz w:val="14"/>
-              </w:rPr>
-              <w:t>Démographie</w:t>
-            </w:r>
-          </w:p>
-        </w:tc>
-        <w:tc>
-          <w:tcPr>
-            <w:tcW w:type="dxa" w:w="1531"/>
-          </w:tcPr>
-          <w:p>
-            <w:r>
-              <w:rPr>
-                <w:b/>
-                <w:i w:val="0"/>
-                <w:color w:val="16A34A"/>
-                <w:sz w:val="16"/>
-              </w:rPr>
-              <w:t>—</w:t>
-            </w:r>
-          </w:p>
-        </w:tc>
-        <w:tc>
-          <w:tcPr>
-            <w:tcW w:type="dxa" w:w="1191"/>
-          </w:tcPr>
-          <w:p>
-            <w:r>
-              <w:rPr>
-                <w:b w:val="0"/>
-                <w:i w:val="0"/>
-                <w:color w:val="64748B"/>
-                <w:sz w:val="16"/>
-              </w:rPr>
-              <w:t>GT-CQ</w:t>
-            </w:r>
-          </w:p>
-        </w:tc>
-        <w:tc>
-          <w:tcPr>
-            <w:tcW w:type="dxa" w:w="4706"/>
-          </w:tcPr>
-          <w:p>
-            <w:r>
-              <w:rPr>
-                <w:b w:val="0"/>
-                <w:i w:val="0"/>
-                <w:sz w:val="17"/>
-              </w:rPr>
-              <w:t>Prière de verifier l'information donnée par Ibrahima Sorry Sylla ou corriger au niveau de la section 1.</w:t>
-            </w:r>
-          </w:p>
-        </w:tc>
-      </w:tr>
-      <w:tr>
-        <w:tc>
-          <w:tcPr>
-            <w:tcW w:type="dxa" w:w="964"/>
-          </w:tcPr>
-          <w:p>
-            <w:r>
-              <w:rPr>
-                <w:b/>
-                <w:i w:val="0"/>
-                <w:color w:val="EA580C"/>
-                <w:sz w:val="16"/>
-              </w:rPr>
-              <w:t>Moyenne</w:t>
-            </w:r>
-          </w:p>
-        </w:tc>
-        <w:tc>
-          <w:tcPr>
-            <w:tcW w:type="dxa" w:w="1247"/>
-          </w:tcPr>
-          <w:p>
-            <w:r>
-              <w:rPr>
-                <w:b/>
-                <w:i w:val="0"/>
-                <w:sz w:val="16"/>
-              </w:rPr>
-              <w:t>S01</w:t>
-              <w:br/>
-            </w:r>
-            <w:r>
-              <w:rPr>
-                <w:b w:val="0"/>
-                <w:i w:val="0"/>
-                <w:color w:val="64748B"/>
-                <w:sz w:val="14"/>
-              </w:rPr>
-              <w:t>Démographie</w:t>
-            </w:r>
-          </w:p>
-        </w:tc>
-        <w:tc>
-          <w:tcPr>
-            <w:tcW w:type="dxa" w:w="1531"/>
-          </w:tcPr>
-          <w:p>
-            <w:r>
-              <w:rPr>
-                <w:b/>
-                <w:i w:val="0"/>
-                <w:color w:val="16A34A"/>
-                <w:sz w:val="16"/>
-              </w:rPr>
-              <w:t>s01q16, s01q00b, s01q16_autre</w:t>
-            </w:r>
-          </w:p>
-        </w:tc>
-        <w:tc>
-          <w:tcPr>
-            <w:tcW w:type="dxa" w:w="1191"/>
-          </w:tcPr>
-          <w:p>
-            <w:r>
-              <w:rPr>
-                <w:b w:val="0"/>
-                <w:i w:val="0"/>
-                <w:color w:val="64748B"/>
-                <w:sz w:val="16"/>
-              </w:rPr>
-              <w:t>GT-CQ</w:t>
-            </w:r>
-          </w:p>
-        </w:tc>
-        <w:tc>
-          <w:tcPr>
-            <w:tcW w:type="dxa" w:w="4706"/>
-          </w:tcPr>
-          <w:p>
-            <w:r>
-              <w:rPr>
-                <w:b w:val="0"/>
-                <w:i w:val="0"/>
-                <w:sz w:val="17"/>
-              </w:rPr>
-              <w:t>L'ethni de Kéba Sylla est Diahanké, prière de bien classer cet ethni qui existe soit dans la liste des ethni ou n'éxiste pas comme ethni.</w:t>
-            </w:r>
-          </w:p>
-        </w:tc>
-      </w:tr>
-      <w:tr>
-        <w:tc>
-          <w:tcPr>
-            <w:tcW w:type="dxa" w:w="964"/>
-          </w:tcPr>
-          <w:p>
-            <w:r>
-              <w:rPr>
-                <w:b/>
-                <w:i w:val="0"/>
-                <w:color w:val="EA580C"/>
-                <w:sz w:val="16"/>
-              </w:rPr>
-              <w:t>Moyenne</w:t>
-            </w:r>
-          </w:p>
-        </w:tc>
-        <w:tc>
-          <w:tcPr>
-            <w:tcW w:type="dxa" w:w="1247"/>
-          </w:tcPr>
-          <w:p>
-            <w:r>
-              <w:rPr>
-                <w:b/>
-                <w:i w:val="0"/>
-                <w:sz w:val="16"/>
-              </w:rPr>
-              <w:t>S01</w:t>
-              <w:br/>
-            </w:r>
-            <w:r>
-              <w:rPr>
-                <w:b w:val="0"/>
-                <w:i w:val="0"/>
-                <w:color w:val="64748B"/>
-                <w:sz w:val="14"/>
-              </w:rPr>
-              <w:t>Démographie</w:t>
-            </w:r>
-          </w:p>
-        </w:tc>
-        <w:tc>
-          <w:tcPr>
-            <w:tcW w:type="dxa" w:w="1531"/>
-          </w:tcPr>
-          <w:p>
-            <w:r>
-              <w:rPr>
-                <w:b/>
-                <w:i w:val="0"/>
-                <w:color w:val="16A34A"/>
-                <w:sz w:val="16"/>
-              </w:rPr>
-              <w:t>—</w:t>
-            </w:r>
-          </w:p>
-        </w:tc>
-        <w:tc>
-          <w:tcPr>
-            <w:tcW w:type="dxa" w:w="1191"/>
-          </w:tcPr>
-          <w:p>
-            <w:r>
-              <w:rPr>
-                <w:b w:val="0"/>
-                <w:i w:val="0"/>
-                <w:color w:val="64748B"/>
-                <w:sz w:val="16"/>
-              </w:rPr>
-              <w:t>GT-CQ</w:t>
-            </w:r>
-          </w:p>
-        </w:tc>
-        <w:tc>
-          <w:tcPr>
-            <w:tcW w:type="dxa" w:w="4706"/>
-          </w:tcPr>
-          <w:p>
-            <w:r>
-              <w:rPr>
-                <w:b w:val="0"/>
-                <w:i w:val="0"/>
-                <w:sz w:val="17"/>
-              </w:rPr>
-              <w:t>Prière de verifier l'information donnée par Kéba Sylla ou corriger au niveau de la section 1.</w:t>
-            </w:r>
-          </w:p>
-        </w:tc>
-      </w:tr>
-      <w:tr>
-        <w:tc>
-          <w:tcPr>
-            <w:tcW w:type="dxa" w:w="964"/>
-          </w:tcPr>
-          <w:p>
-            <w:r>
-              <w:rPr>
-                <w:b/>
-                <w:i w:val="0"/>
-                <w:color w:val="EA580C"/>
-                <w:sz w:val="16"/>
-              </w:rPr>
-              <w:t>Moyenne</w:t>
-            </w:r>
-          </w:p>
-        </w:tc>
-        <w:tc>
-          <w:tcPr>
-            <w:tcW w:type="dxa" w:w="1247"/>
-          </w:tcPr>
-          <w:p>
-            <w:r>
-              <w:rPr>
-                <w:b/>
-                <w:i w:val="0"/>
-                <w:sz w:val="16"/>
-              </w:rPr>
-              <w:t>S01</w:t>
-              <w:br/>
-            </w:r>
-            <w:r>
-              <w:rPr>
-                <w:b w:val="0"/>
-                <w:i w:val="0"/>
-                <w:color w:val="64748B"/>
-                <w:sz w:val="14"/>
-              </w:rPr>
-              <w:t>Démographie</w:t>
-            </w:r>
-          </w:p>
-        </w:tc>
-        <w:tc>
-          <w:tcPr>
-            <w:tcW w:type="dxa" w:w="1531"/>
-          </w:tcPr>
-          <w:p>
-            <w:r>
-              <w:rPr>
-                <w:b/>
-                <w:i w:val="0"/>
-                <w:color w:val="16A34A"/>
-                <w:sz w:val="16"/>
-              </w:rPr>
-              <w:t>s01q16, s01q00b, s01q16_autre</w:t>
-            </w:r>
-          </w:p>
-        </w:tc>
-        <w:tc>
-          <w:tcPr>
-            <w:tcW w:type="dxa" w:w="1191"/>
-          </w:tcPr>
-          <w:p>
-            <w:r>
-              <w:rPr>
-                <w:b w:val="0"/>
-                <w:i w:val="0"/>
-                <w:color w:val="64748B"/>
-                <w:sz w:val="16"/>
-              </w:rPr>
-              <w:t>GT-CQ</w:t>
-            </w:r>
-          </w:p>
-        </w:tc>
-        <w:tc>
-          <w:tcPr>
-            <w:tcW w:type="dxa" w:w="4706"/>
-          </w:tcPr>
-          <w:p>
-            <w:r>
-              <w:rPr>
-                <w:b w:val="0"/>
-                <w:i w:val="0"/>
-                <w:sz w:val="17"/>
-              </w:rPr>
-              <w:t>L'ethni de MARIAMA Soumtou Sylla est Diakhanké, prière de bien classer cet ethni qui existe soit dans la liste des ethni ou n'éxiste pas comme ethni.</w:t>
-            </w:r>
-          </w:p>
-        </w:tc>
-      </w:tr>
-      <w:tr>
-        <w:tc>
-          <w:tcPr>
-            <w:tcW w:type="dxa" w:w="964"/>
-          </w:tcPr>
-          <w:p>
-            <w:r>
-              <w:rPr>
-                <w:b/>
-                <w:i w:val="0"/>
-                <w:color w:val="EA580C"/>
-                <w:sz w:val="16"/>
-              </w:rPr>
-              <w:t>Moyenne</w:t>
-            </w:r>
-          </w:p>
-        </w:tc>
-        <w:tc>
-          <w:tcPr>
-            <w:tcW w:type="dxa" w:w="1247"/>
-          </w:tcPr>
-          <w:p>
-            <w:r>
-              <w:rPr>
-                <w:b/>
-                <w:i w:val="0"/>
-                <w:sz w:val="16"/>
-              </w:rPr>
-              <w:t>S01</w:t>
-              <w:br/>
-            </w:r>
-            <w:r>
-              <w:rPr>
-                <w:b w:val="0"/>
-                <w:i w:val="0"/>
-                <w:color w:val="64748B"/>
-                <w:sz w:val="14"/>
-              </w:rPr>
-              <w:t>Démographie</w:t>
-            </w:r>
-          </w:p>
-        </w:tc>
-        <w:tc>
-          <w:tcPr>
-            <w:tcW w:type="dxa" w:w="1531"/>
-          </w:tcPr>
-          <w:p>
-            <w:r>
-              <w:rPr>
-                <w:b/>
-                <w:i w:val="0"/>
-                <w:color w:val="16A34A"/>
-                <w:sz w:val="16"/>
-              </w:rPr>
-              <w:t>—</w:t>
-            </w:r>
-          </w:p>
-        </w:tc>
-        <w:tc>
-          <w:tcPr>
-            <w:tcW w:type="dxa" w:w="1191"/>
-          </w:tcPr>
-          <w:p>
-            <w:r>
-              <w:rPr>
-                <w:b w:val="0"/>
-                <w:i w:val="0"/>
-                <w:color w:val="64748B"/>
-                <w:sz w:val="16"/>
-              </w:rPr>
-              <w:t>GT-CQ</w:t>
-            </w:r>
-          </w:p>
-        </w:tc>
-        <w:tc>
-          <w:tcPr>
-            <w:tcW w:type="dxa" w:w="4706"/>
-          </w:tcPr>
-          <w:p>
-            <w:r>
-              <w:rPr>
-                <w:b w:val="0"/>
-                <w:i w:val="0"/>
-                <w:sz w:val="17"/>
-              </w:rPr>
-              <w:t>Prière de verifier l'information donnée par MARIAMA Soumtou Sylla ou corriger au niveau de la section 1.</w:t>
-            </w:r>
-          </w:p>
-        </w:tc>
-      </w:tr>
-      <w:tr>
-        <w:tc>
-          <w:tcPr>
-            <w:tcW w:type="dxa" w:w="964"/>
-          </w:tcPr>
-          <w:p>
-            <w:r>
-              <w:rPr>
-                <w:b/>
-                <w:i w:val="0"/>
-                <w:color w:val="EA580C"/>
-                <w:sz w:val="16"/>
-              </w:rPr>
-              <w:t>Moyenne</w:t>
-            </w:r>
-          </w:p>
-        </w:tc>
-        <w:tc>
-          <w:tcPr>
-            <w:tcW w:type="dxa" w:w="1247"/>
-          </w:tcPr>
-          <w:p>
-            <w:r>
-              <w:rPr>
-                <w:b/>
-                <w:i w:val="0"/>
-                <w:sz w:val="16"/>
-              </w:rPr>
-              <w:t>S01</w:t>
-              <w:br/>
-            </w:r>
-            <w:r>
-              <w:rPr>
-                <w:b w:val="0"/>
-                <w:i w:val="0"/>
-                <w:color w:val="64748B"/>
-                <w:sz w:val="14"/>
-              </w:rPr>
-              <w:t>Démographie</w:t>
-            </w:r>
-          </w:p>
-        </w:tc>
-        <w:tc>
-          <w:tcPr>
-            <w:tcW w:type="dxa" w:w="1531"/>
-          </w:tcPr>
-          <w:p>
-            <w:r>
-              <w:rPr>
-                <w:b/>
-                <w:i w:val="0"/>
-                <w:color w:val="16A34A"/>
-                <w:sz w:val="16"/>
-              </w:rPr>
-              <w:t>s01q16, s01q00b, s01q16_autre</w:t>
-            </w:r>
-          </w:p>
-        </w:tc>
-        <w:tc>
-          <w:tcPr>
-            <w:tcW w:type="dxa" w:w="1191"/>
-          </w:tcPr>
-          <w:p>
-            <w:r>
-              <w:rPr>
-                <w:b w:val="0"/>
-                <w:i w:val="0"/>
-                <w:color w:val="64748B"/>
-                <w:sz w:val="16"/>
-              </w:rPr>
-              <w:t>GT-CQ</w:t>
-            </w:r>
-          </w:p>
-        </w:tc>
-        <w:tc>
-          <w:tcPr>
-            <w:tcW w:type="dxa" w:w="4706"/>
-          </w:tcPr>
-          <w:p>
-            <w:r>
-              <w:rPr>
-                <w:b w:val="0"/>
-                <w:i w:val="0"/>
-                <w:sz w:val="17"/>
-              </w:rPr>
-              <w:t>L'ethni de Mamadou Saliou Sylla est Diakhanké, prière de bien classer cet ethni qui existe soit dans la liste des ethni ou n'éxiste pas comme ethni.</w:t>
-            </w:r>
-          </w:p>
-        </w:tc>
-      </w:tr>
-      <w:tr>
-        <w:tc>
-          <w:tcPr>
-            <w:tcW w:type="dxa" w:w="964"/>
-          </w:tcPr>
-          <w:p>
-            <w:r>
-              <w:rPr>
-                <w:b/>
-                <w:i w:val="0"/>
-                <w:color w:val="EA580C"/>
-                <w:sz w:val="16"/>
-              </w:rPr>
-              <w:t>Moyenne</w:t>
-            </w:r>
-          </w:p>
-        </w:tc>
-        <w:tc>
-          <w:tcPr>
-            <w:tcW w:type="dxa" w:w="1247"/>
-          </w:tcPr>
-          <w:p>
-            <w:r>
-              <w:rPr>
-                <w:b/>
-                <w:i w:val="0"/>
-                <w:sz w:val="16"/>
-              </w:rPr>
-              <w:t>S01</w:t>
-              <w:br/>
-            </w:r>
-            <w:r>
-              <w:rPr>
-                <w:b w:val="0"/>
-                <w:i w:val="0"/>
-                <w:color w:val="64748B"/>
-                <w:sz w:val="14"/>
-              </w:rPr>
-              <w:t>Démographie</w:t>
-            </w:r>
-          </w:p>
-        </w:tc>
-        <w:tc>
-          <w:tcPr>
-            <w:tcW w:type="dxa" w:w="1531"/>
-          </w:tcPr>
-          <w:p>
-            <w:r>
-              <w:rPr>
-                <w:b/>
-                <w:i w:val="0"/>
-                <w:color w:val="16A34A"/>
-                <w:sz w:val="16"/>
-              </w:rPr>
-              <w:t>—</w:t>
-            </w:r>
-          </w:p>
-        </w:tc>
-        <w:tc>
-          <w:tcPr>
-            <w:tcW w:type="dxa" w:w="1191"/>
-          </w:tcPr>
-          <w:p>
-            <w:r>
-              <w:rPr>
-                <w:b w:val="0"/>
-                <w:i w:val="0"/>
-                <w:color w:val="64748B"/>
-                <w:sz w:val="16"/>
-              </w:rPr>
-              <w:t>GT-CQ</w:t>
-            </w:r>
-          </w:p>
-        </w:tc>
-        <w:tc>
-          <w:tcPr>
-            <w:tcW w:type="dxa" w:w="4706"/>
-          </w:tcPr>
-          <w:p>
-            <w:r>
-              <w:rPr>
-                <w:b w:val="0"/>
-                <w:i w:val="0"/>
-                <w:sz w:val="17"/>
-              </w:rPr>
-              <w:t>Prière de verifier l'information donnée par Mamadou Saliou Sylla ou corriger au niveau de la section 1.</w:t>
-            </w:r>
-          </w:p>
-        </w:tc>
-      </w:tr>
-      <w:tr>
-        <w:tc>
-          <w:tcPr>
-            <w:tcW w:type="dxa" w:w="964"/>
-          </w:tcPr>
-          <w:p>
-            <w:r>
-              <w:rPr>
-                <w:b/>
-                <w:i w:val="0"/>
-                <w:color w:val="EA580C"/>
-                <w:sz w:val="16"/>
-              </w:rPr>
-              <w:t>Moyenne</w:t>
-            </w:r>
-          </w:p>
-        </w:tc>
-        <w:tc>
-          <w:tcPr>
-            <w:tcW w:type="dxa" w:w="1247"/>
-          </w:tcPr>
-          <w:p>
-            <w:r>
-              <w:rPr>
-                <w:b/>
-                <w:i w:val="0"/>
-                <w:sz w:val="16"/>
-              </w:rPr>
-              <w:t>S01</w:t>
-              <w:br/>
-            </w:r>
-            <w:r>
-              <w:rPr>
-                <w:b w:val="0"/>
-                <w:i w:val="0"/>
-                <w:color w:val="64748B"/>
-                <w:sz w:val="14"/>
-              </w:rPr>
-              <w:t>Démographie</w:t>
-            </w:r>
-          </w:p>
-        </w:tc>
-        <w:tc>
-          <w:tcPr>
-            <w:tcW w:type="dxa" w:w="1531"/>
-          </w:tcPr>
-          <w:p>
-            <w:r>
-              <w:rPr>
-                <w:b/>
-                <w:i w:val="0"/>
-                <w:color w:val="16A34A"/>
-                <w:sz w:val="16"/>
-              </w:rPr>
-              <w:t>s01q16, s01q00b, s01q16_autre</w:t>
-            </w:r>
-          </w:p>
-        </w:tc>
-        <w:tc>
-          <w:tcPr>
-            <w:tcW w:type="dxa" w:w="1191"/>
-          </w:tcPr>
-          <w:p>
-            <w:r>
-              <w:rPr>
-                <w:b w:val="0"/>
-                <w:i w:val="0"/>
-                <w:color w:val="64748B"/>
-                <w:sz w:val="16"/>
-              </w:rPr>
-              <w:t>GT-CQ</w:t>
-            </w:r>
-          </w:p>
-        </w:tc>
-        <w:tc>
-          <w:tcPr>
-            <w:tcW w:type="dxa" w:w="4706"/>
-          </w:tcPr>
-          <w:p>
-            <w:r>
-              <w:rPr>
-                <w:b w:val="0"/>
-                <w:i w:val="0"/>
-                <w:sz w:val="17"/>
-              </w:rPr>
-              <w:t>L'ethni de Saliou Sylla est Diahanké, prière de bien classer cet ethni qui existe soit dans la liste des ethni ou n'éxiste pas comme ethni.</w:t>
-            </w:r>
-          </w:p>
-        </w:tc>
-      </w:tr>
-      <w:tr>
-        <w:tc>
-          <w:tcPr>
-            <w:tcW w:type="dxa" w:w="964"/>
-          </w:tcPr>
-          <w:p>
-            <w:r>
-              <w:rPr>
-                <w:b/>
-                <w:i w:val="0"/>
-                <w:color w:val="EA580C"/>
-                <w:sz w:val="16"/>
-              </w:rPr>
-              <w:t>Moyenne</w:t>
-            </w:r>
-          </w:p>
-        </w:tc>
-        <w:tc>
-          <w:tcPr>
-            <w:tcW w:type="dxa" w:w="1247"/>
-          </w:tcPr>
-          <w:p>
-            <w:r>
-              <w:rPr>
-                <w:b/>
-                <w:i w:val="0"/>
-                <w:sz w:val="16"/>
-              </w:rPr>
-              <w:t>S01</w:t>
-              <w:br/>
-            </w:r>
-            <w:r>
-              <w:rPr>
-                <w:b w:val="0"/>
-                <w:i w:val="0"/>
-                <w:color w:val="64748B"/>
-                <w:sz w:val="14"/>
-              </w:rPr>
-              <w:t>Démographie</w:t>
-            </w:r>
-          </w:p>
-        </w:tc>
-        <w:tc>
-          <w:tcPr>
-            <w:tcW w:type="dxa" w:w="1531"/>
-          </w:tcPr>
-          <w:p>
-            <w:r>
-              <w:rPr>
-                <w:b/>
-                <w:i w:val="0"/>
-                <w:color w:val="16A34A"/>
-                <w:sz w:val="16"/>
-              </w:rPr>
-              <w:t>—</w:t>
-            </w:r>
-          </w:p>
-        </w:tc>
-        <w:tc>
-          <w:tcPr>
-            <w:tcW w:type="dxa" w:w="1191"/>
-          </w:tcPr>
-          <w:p>
-            <w:r>
-              <w:rPr>
-                <w:b w:val="0"/>
-                <w:i w:val="0"/>
-                <w:color w:val="64748B"/>
-                <w:sz w:val="16"/>
-              </w:rPr>
-              <w:t>GT-CQ</w:t>
-            </w:r>
-          </w:p>
-        </w:tc>
-        <w:tc>
-          <w:tcPr>
-            <w:tcW w:type="dxa" w:w="4706"/>
-          </w:tcPr>
-          <w:p>
-            <w:r>
-              <w:rPr>
-                <w:b w:val="0"/>
-                <w:i w:val="0"/>
-                <w:sz w:val="17"/>
-              </w:rPr>
-              <w:t>Prière de verifier l'information donnée par Saliou Sylla ou corriger au niveau de la section 1.</w:t>
-            </w:r>
-          </w:p>
-        </w:tc>
-      </w:tr>
-      <w:tr>
-        <w:tc>
-          <w:tcPr>
-            <w:tcW w:type="dxa" w:w="964"/>
-          </w:tcPr>
-          <w:p>
-            <w:r>
-              <w:rPr>
-                <w:b/>
-                <w:i w:val="0"/>
-                <w:color w:val="EA580C"/>
-                <w:sz w:val="16"/>
-              </w:rPr>
-              <w:t>Moyenne</w:t>
-            </w:r>
-          </w:p>
-        </w:tc>
-        <w:tc>
-          <w:tcPr>
-            <w:tcW w:type="dxa" w:w="1247"/>
-          </w:tcPr>
-          <w:p>
-            <w:r>
-              <w:rPr>
-                <w:b/>
-                <w:i w:val="0"/>
-                <w:sz w:val="16"/>
-              </w:rPr>
-              <w:t>S02</w:t>
-              <w:br/>
-            </w:r>
-            <w:r>
-              <w:rPr>
-                <w:b w:val="0"/>
-                <w:i w:val="0"/>
-                <w:color w:val="64748B"/>
-                <w:sz w:val="14"/>
-              </w:rPr>
-              <w:t>Éducation</w:t>
-            </w:r>
-          </w:p>
-        </w:tc>
-        <w:tc>
-          <w:tcPr>
-            <w:tcW w:type="dxa" w:w="1531"/>
-          </w:tcPr>
-          <w:p>
-            <w:r>
-              <w:rPr>
-                <w:b/>
-                <w:i w:val="0"/>
-                <w:color w:val="16A34A"/>
-                <w:sz w:val="16"/>
-              </w:rPr>
-              <w:t>—</w:t>
-            </w:r>
-          </w:p>
-        </w:tc>
-        <w:tc>
-          <w:tcPr>
-            <w:tcW w:type="dxa" w:w="1191"/>
-          </w:tcPr>
-          <w:p>
-            <w:r>
-              <w:rPr>
-                <w:b w:val="0"/>
-                <w:i w:val="0"/>
-                <w:color w:val="64748B"/>
-                <w:sz w:val="16"/>
-              </w:rPr>
-              <w:t>GT-CQ</w:t>
-            </w:r>
-          </w:p>
-        </w:tc>
-        <w:tc>
-          <w:tcPr>
-            <w:tcW w:type="dxa" w:w="4706"/>
-          </w:tcPr>
-          <w:p>
-            <w:r>
-              <w:rPr>
-                <w:b w:val="0"/>
-                <w:i w:val="0"/>
-                <w:sz w:val="17"/>
-              </w:rPr>
-              <w:t>Attention!!! le montant payé pour les frais de scolarité ( 10000 FCFA) de MARIAMA Soumtou Sylla  qui fréquente 3ème année de Maternelle semble faible.</w:t>
-            </w:r>
-          </w:p>
-        </w:tc>
-      </w:tr>
-      <w:tr>
-        <w:tc>
-          <w:tcPr>
-            <w:tcW w:type="dxa" w:w="964"/>
-          </w:tcPr>
-          <w:p>
-            <w:r>
-              <w:rPr>
-                <w:b/>
-                <w:i w:val="0"/>
-                <w:color w:val="EA580C"/>
-                <w:sz w:val="16"/>
-              </w:rPr>
-              <w:t>Moyenne</w:t>
-            </w:r>
-          </w:p>
-        </w:tc>
-        <w:tc>
-          <w:tcPr>
-            <w:tcW w:type="dxa" w:w="1247"/>
-          </w:tcPr>
-          <w:p>
-            <w:r>
-              <w:rPr>
-                <w:b/>
-                <w:i w:val="0"/>
-                <w:sz w:val="16"/>
-              </w:rPr>
-              <w:t>S02</w:t>
-              <w:br/>
-            </w:r>
-            <w:r>
-              <w:rPr>
-                <w:b w:val="0"/>
-                <w:i w:val="0"/>
-                <w:color w:val="64748B"/>
-                <w:sz w:val="14"/>
-              </w:rPr>
-              <w:t>Éducation</w:t>
-            </w:r>
-          </w:p>
-        </w:tc>
-        <w:tc>
-          <w:tcPr>
-            <w:tcW w:type="dxa" w:w="1531"/>
-          </w:tcPr>
-          <w:p>
-            <w:r>
-              <w:rPr>
-                <w:b/>
-                <w:i w:val="0"/>
-                <w:color w:val="16A34A"/>
-                <w:sz w:val="16"/>
-              </w:rPr>
-              <w:t>—</w:t>
-            </w:r>
-          </w:p>
-        </w:tc>
-        <w:tc>
-          <w:tcPr>
-            <w:tcW w:type="dxa" w:w="1191"/>
-          </w:tcPr>
-          <w:p>
-            <w:r>
-              <w:rPr>
-                <w:b w:val="0"/>
-                <w:i w:val="0"/>
-                <w:color w:val="64748B"/>
-                <w:sz w:val="16"/>
-              </w:rPr>
-              <w:t>GT-CQ</w:t>
-            </w:r>
-          </w:p>
-        </w:tc>
-        <w:tc>
-          <w:tcPr>
-            <w:tcW w:type="dxa" w:w="4706"/>
-          </w:tcPr>
-          <w:p>
-            <w:r>
-              <w:rPr>
-                <w:b w:val="0"/>
-                <w:i w:val="0"/>
-                <w:sz w:val="17"/>
-              </w:rPr>
-              <w:t>Veuillez verifier cette information auprès de l'enquêté ou confirmer avec le QG.</w:t>
-            </w:r>
-          </w:p>
-        </w:tc>
-      </w:tr>
-      <w:tr>
-        <w:tc>
-          <w:tcPr>
-            <w:tcW w:type="dxa" w:w="964"/>
-          </w:tcPr>
-          <w:p>
-            <w:r>
-              <w:rPr>
-                <w:b/>
-                <w:i w:val="0"/>
-                <w:color w:val="EA580C"/>
-                <w:sz w:val="16"/>
-              </w:rPr>
-              <w:t>Moyenne</w:t>
-            </w:r>
-          </w:p>
-        </w:tc>
-        <w:tc>
-          <w:tcPr>
-            <w:tcW w:type="dxa" w:w="1247"/>
-          </w:tcPr>
-          <w:p>
-            <w:r>
-              <w:rPr>
-                <w:b/>
-                <w:i w:val="0"/>
-                <w:sz w:val="16"/>
-              </w:rPr>
-              <w:t>S02</w:t>
-              <w:br/>
-            </w:r>
-            <w:r>
-              <w:rPr>
-                <w:b w:val="0"/>
-                <w:i w:val="0"/>
-                <w:color w:val="64748B"/>
-                <w:sz w:val="14"/>
-              </w:rPr>
-              <w:t>Éducation</w:t>
-            </w:r>
-          </w:p>
-        </w:tc>
-        <w:tc>
-          <w:tcPr>
-            <w:tcW w:type="dxa" w:w="1531"/>
-          </w:tcPr>
-          <w:p>
-            <w:r>
-              <w:rPr>
-                <w:b/>
-                <w:i w:val="0"/>
-                <w:color w:val="16A34A"/>
-                <w:sz w:val="16"/>
-              </w:rPr>
-              <w:t>s01q63, s00q04, s02q25, s01q00b, s02q17_2, s02q15_2</w:t>
-            </w:r>
-          </w:p>
-        </w:tc>
-        <w:tc>
-          <w:tcPr>
-            <w:tcW w:type="dxa" w:w="1191"/>
-          </w:tcPr>
-          <w:p>
-            <w:r>
-              <w:rPr>
-                <w:b w:val="0"/>
-                <w:i w:val="0"/>
-                <w:color w:val="64748B"/>
-                <w:sz w:val="16"/>
-              </w:rPr>
-              <w:t>GT-CQ</w:t>
-            </w:r>
-          </w:p>
-        </w:tc>
-        <w:tc>
-          <w:tcPr>
-            <w:tcW w:type="dxa" w:w="4706"/>
-          </w:tcPr>
-          <w:p>
-            <w:r>
-              <w:rPr>
-                <w:b w:val="0"/>
-                <w:i w:val="0"/>
-                <w:sz w:val="17"/>
-              </w:rPr>
-              <w:t>Dans les milieux urbains c'est peu probable de voir une école dont les élèves ou étudiants ne dépensent pas en frais d'uniformes, prière de verifier pour MARIAMA Soumtou Sylla qui fréquente 3ème année de Maternelle et corriger ou confirmer avec le QG.</w:t>
-            </w:r>
-          </w:p>
-        </w:tc>
-      </w:tr>
-      <w:tr>
-        <w:tc>
-          <w:tcPr>
-            <w:tcW w:type="dxa" w:w="964"/>
-          </w:tcPr>
-          <w:p>
-            <w:r>
-              <w:rPr>
-                <w:b/>
-                <w:i w:val="0"/>
-                <w:color w:val="EA580C"/>
-                <w:sz w:val="16"/>
-              </w:rPr>
-              <w:t>Moyenne</w:t>
-            </w:r>
-          </w:p>
-        </w:tc>
-        <w:tc>
-          <w:tcPr>
-            <w:tcW w:type="dxa" w:w="1247"/>
-          </w:tcPr>
-          <w:p>
-            <w:r>
-              <w:rPr>
-                <w:b/>
-                <w:i w:val="0"/>
-                <w:sz w:val="16"/>
-              </w:rPr>
-              <w:t>S02</w:t>
-              <w:br/>
-            </w:r>
-            <w:r>
-              <w:rPr>
-                <w:b w:val="0"/>
-                <w:i w:val="0"/>
-                <w:color w:val="64748B"/>
-                <w:sz w:val="14"/>
-              </w:rPr>
-              <w:t>Éducation</w:t>
-            </w:r>
-          </w:p>
-        </w:tc>
-        <w:tc>
-          <w:tcPr>
-            <w:tcW w:type="dxa" w:w="1531"/>
-          </w:tcPr>
-          <w:p>
-            <w:r>
-              <w:rPr>
-                <w:b/>
-                <w:i w:val="0"/>
-                <w:color w:val="16A34A"/>
-                <w:sz w:val="16"/>
-              </w:rPr>
-              <w:t>—</w:t>
-            </w:r>
-          </w:p>
-        </w:tc>
-        <w:tc>
-          <w:tcPr>
-            <w:tcW w:type="dxa" w:w="1191"/>
-          </w:tcPr>
-          <w:p>
-            <w:r>
-              <w:rPr>
-                <w:b w:val="0"/>
-                <w:i w:val="0"/>
-                <w:color w:val="64748B"/>
-                <w:sz w:val="16"/>
-              </w:rPr>
-              <w:t>GT-CQ</w:t>
-            </w:r>
-          </w:p>
-        </w:tc>
-        <w:tc>
-          <w:tcPr>
-            <w:tcW w:type="dxa" w:w="4706"/>
-          </w:tcPr>
-          <w:p>
-            <w:r>
-              <w:rPr>
-                <w:b w:val="0"/>
-                <w:i w:val="0"/>
-                <w:sz w:val="17"/>
-              </w:rPr>
-              <w:t>veuillez, s'il vous plait, confirmer les frais de scolarité ( 1000 FCFA) payée de Oumar Telly Sylla avec le QG ou apporter les corrections nécessaires.</w:t>
-            </w:r>
-          </w:p>
-        </w:tc>
-      </w:tr>
-      <w:tr>
-        <w:tc>
-          <w:tcPr>
-            <w:tcW w:type="dxa" w:w="964"/>
-          </w:tcPr>
-          <w:p>
-            <w:r>
-              <w:rPr>
-                <w:b/>
-                <w:i w:val="0"/>
-                <w:color w:val="EA580C"/>
-                <w:sz w:val="16"/>
-              </w:rPr>
-              <w:t>Moyenne</w:t>
-            </w:r>
-          </w:p>
-        </w:tc>
-        <w:tc>
-          <w:tcPr>
-            <w:tcW w:type="dxa" w:w="1247"/>
-          </w:tcPr>
-          <w:p>
-            <w:r>
-              <w:rPr>
-                <w:b/>
-                <w:i w:val="0"/>
-                <w:sz w:val="16"/>
-              </w:rPr>
-              <w:t>S02</w:t>
-              <w:br/>
-            </w:r>
-            <w:r>
-              <w:rPr>
-                <w:b w:val="0"/>
-                <w:i w:val="0"/>
-                <w:color w:val="64748B"/>
-                <w:sz w:val="14"/>
-              </w:rPr>
-              <w:t>Éducation</w:t>
-            </w:r>
-          </w:p>
-        </w:tc>
-        <w:tc>
-          <w:tcPr>
-            <w:tcW w:type="dxa" w:w="1531"/>
-          </w:tcPr>
-          <w:p>
-            <w:r>
-              <w:rPr>
-                <w:b/>
-                <w:i w:val="0"/>
-                <w:color w:val="16A34A"/>
-                <w:sz w:val="16"/>
-              </w:rPr>
-              <w:t>s01q63, s00q04, s02q25, s01q00b, s02q17_2, s02q15_2</w:t>
-            </w:r>
-          </w:p>
-        </w:tc>
-        <w:tc>
-          <w:tcPr>
-            <w:tcW w:type="dxa" w:w="1191"/>
-          </w:tcPr>
-          <w:p>
-            <w:r>
-              <w:rPr>
-                <w:b w:val="0"/>
-                <w:i w:val="0"/>
-                <w:color w:val="64748B"/>
-                <w:sz w:val="16"/>
-              </w:rPr>
-              <w:t>GT-CQ</w:t>
-            </w:r>
-          </w:p>
-        </w:tc>
-        <w:tc>
-          <w:tcPr>
-            <w:tcW w:type="dxa" w:w="4706"/>
-          </w:tcPr>
-          <w:p>
-            <w:r>
-              <w:rPr>
-                <w:b w:val="0"/>
-                <w:i w:val="0"/>
-                <w:sz w:val="17"/>
-              </w:rPr>
               <w:t>Dans les milieux urbains c'est peu probable de voir une école dont les élèves ou étudiants ne dépensent pas en frais d'uniformes, prière de verifier pour Oumar Telly Sylla qui fréquente 3ème année de Maternelle et corriger ou confirmer avec le QG.</w:t>
-            </w:r>
-          </w:p>
-        </w:tc>
-      </w:tr>
-      <w:tr>
-        <w:tc>
-          <w:tcPr>
-            <w:tcW w:type="dxa" w:w="964"/>
-          </w:tcPr>
-          <w:p>
-            <w:r>
-              <w:rPr>
-                <w:b/>
-                <w:i w:val="0"/>
-                <w:color w:val="EA580C"/>
-                <w:sz w:val="16"/>
-              </w:rPr>
-              <w:t>Moyenne</w:t>
-            </w:r>
-          </w:p>
-        </w:tc>
-        <w:tc>
-          <w:tcPr>
-            <w:tcW w:type="dxa" w:w="1247"/>
-          </w:tcPr>
-          <w:p>
-            <w:r>
-              <w:rPr>
-                <w:b/>
-                <w:i w:val="0"/>
-                <w:sz w:val="16"/>
-              </w:rPr>
-              <w:t>S02</w:t>
-              <w:br/>
-            </w:r>
-            <w:r>
-              <w:rPr>
-                <w:b w:val="0"/>
-                <w:i w:val="0"/>
-                <w:color w:val="64748B"/>
-                <w:sz w:val="14"/>
-              </w:rPr>
-              <w:t>Éducation</w:t>
-            </w:r>
-          </w:p>
-        </w:tc>
-        <w:tc>
-          <w:tcPr>
-            <w:tcW w:type="dxa" w:w="1531"/>
-          </w:tcPr>
-          <w:p>
-            <w:r>
-              <w:rPr>
-                <w:b/>
-                <w:i w:val="0"/>
-                <w:color w:val="16A34A"/>
-                <w:sz w:val="16"/>
-              </w:rPr>
-              <w:t>—</w:t>
-            </w:r>
-          </w:p>
-        </w:tc>
-        <w:tc>
-          <w:tcPr>
-            <w:tcW w:type="dxa" w:w="1191"/>
-          </w:tcPr>
-          <w:p>
-            <w:r>
-              <w:rPr>
-                <w:b w:val="0"/>
-                <w:i w:val="0"/>
-                <w:color w:val="64748B"/>
-                <w:sz w:val="16"/>
-              </w:rPr>
-              <w:t>GT-CQ</w:t>
-            </w:r>
-          </w:p>
-        </w:tc>
-        <w:tc>
-          <w:tcPr>
-            <w:tcW w:type="dxa" w:w="4706"/>
-          </w:tcPr>
-          <w:p>
-            <w:r>
-              <w:rPr>
-                <w:b w:val="0"/>
-                <w:i w:val="0"/>
-                <w:sz w:val="17"/>
-              </w:rPr>
-              <w:t>veuillez, s'il vous plait, confirmer les frais de scolarité ( 22000 FCFA) payée de Coumba Sylla avec le QG ou apporter les corrections nécessaires.</w:t>
-            </w:r>
-          </w:p>
-        </w:tc>
-      </w:tr>
-      <w:tr>
-        <w:tc>
-          <w:tcPr>
-            <w:tcW w:type="dxa" w:w="964"/>
-          </w:tcPr>
-          <w:p>
-            <w:r>
-              <w:rPr>
-                <w:b/>
-                <w:i w:val="0"/>
-                <w:color w:val="EA580C"/>
-                <w:sz w:val="16"/>
-              </w:rPr>
-              <w:t>Moyenne</w:t>
-            </w:r>
-          </w:p>
-        </w:tc>
-        <w:tc>
-          <w:tcPr>
-            <w:tcW w:type="dxa" w:w="1247"/>
-          </w:tcPr>
-          <w:p>
-            <w:r>
-              <w:rPr>
-                <w:b/>
-                <w:i w:val="0"/>
-                <w:sz w:val="16"/>
-              </w:rPr>
-              <w:t>S02</w:t>
-              <w:br/>
-            </w:r>
-            <w:r>
-              <w:rPr>
-                <w:b w:val="0"/>
-                <w:i w:val="0"/>
-                <w:color w:val="64748B"/>
-                <w:sz w:val="14"/>
-              </w:rPr>
-              <w:t>Éducation</w:t>
-            </w:r>
-          </w:p>
-        </w:tc>
-        <w:tc>
-          <w:tcPr>
-            <w:tcW w:type="dxa" w:w="1531"/>
-          </w:tcPr>
-          <w:p>
-            <w:r>
-              <w:rPr>
-                <w:b/>
-                <w:i w:val="0"/>
-                <w:color w:val="16A34A"/>
-                <w:sz w:val="16"/>
-              </w:rPr>
-              <w:t>—</w:t>
-            </w:r>
-          </w:p>
-        </w:tc>
-        <w:tc>
-          <w:tcPr>
-            <w:tcW w:type="dxa" w:w="1191"/>
-          </w:tcPr>
-          <w:p>
-            <w:r>
-              <w:rPr>
-                <w:b w:val="0"/>
-                <w:i w:val="0"/>
-                <w:color w:val="64748B"/>
-                <w:sz w:val="16"/>
-              </w:rPr>
-              <w:t>GT-CQ</w:t>
-            </w:r>
-          </w:p>
-        </w:tc>
-        <w:tc>
-          <w:tcPr>
-            <w:tcW w:type="dxa" w:w="4706"/>
-          </w:tcPr>
-          <w:p>
-            <w:r>
-              <w:rPr>
-                <w:b w:val="0"/>
-                <w:i w:val="0"/>
-                <w:sz w:val="17"/>
-              </w:rPr>
-              <w:t>Attention!!! Le montant payé pour la cotisation de Coumba Sylla qui fréquente 1ére année de Supérieur est de 25000 FCFA semble élevé.</w:t>
-            </w:r>
-          </w:p>
-        </w:tc>
-      </w:tr>
-      <w:tr>
-        <w:tc>
-          <w:tcPr>
-            <w:tcW w:type="dxa" w:w="964"/>
-          </w:tcPr>
-          <w:p>
-            <w:r>
-              <w:rPr>
-                <w:b/>
-                <w:i w:val="0"/>
-                <w:color w:val="EA580C"/>
-                <w:sz w:val="16"/>
-              </w:rPr>
-              <w:t>Moyenne</w:t>
-            </w:r>
-          </w:p>
-        </w:tc>
-        <w:tc>
-          <w:tcPr>
-            <w:tcW w:type="dxa" w:w="1247"/>
-          </w:tcPr>
-          <w:p>
-            <w:r>
-              <w:rPr>
-                <w:b/>
-                <w:i w:val="0"/>
-                <w:sz w:val="16"/>
-              </w:rPr>
-              <w:t>S02</w:t>
-              <w:br/>
-            </w:r>
-            <w:r>
-              <w:rPr>
-                <w:b w:val="0"/>
-                <w:i w:val="0"/>
-                <w:color w:val="64748B"/>
-                <w:sz w:val="14"/>
-              </w:rPr>
-              <w:t>Éducation</w:t>
-            </w:r>
-          </w:p>
-        </w:tc>
-        <w:tc>
-          <w:tcPr>
-            <w:tcW w:type="dxa" w:w="1531"/>
-          </w:tcPr>
-          <w:p>
-            <w:r>
-              <w:rPr>
-                <w:b/>
-                <w:i w:val="0"/>
-                <w:color w:val="16A34A"/>
-                <w:sz w:val="16"/>
-              </w:rPr>
-              <w:t>s01q63, s00q04, s02q25, s01q00b, s02q17_2, s02q15_2</w:t>
-            </w:r>
-          </w:p>
-        </w:tc>
-        <w:tc>
-          <w:tcPr>
-            <w:tcW w:type="dxa" w:w="1191"/>
-          </w:tcPr>
-          <w:p>
-            <w:r>
-              <w:rPr>
-                <w:b w:val="0"/>
-                <w:i w:val="0"/>
-                <w:color w:val="64748B"/>
-                <w:sz w:val="16"/>
-              </w:rPr>
-              <w:t>GT-CQ</w:t>
-            </w:r>
-          </w:p>
-        </w:tc>
-        <w:tc>
-          <w:tcPr>
-            <w:tcW w:type="dxa" w:w="4706"/>
-          </w:tcPr>
-          <w:p>
-            <w:r>
-              <w:rPr>
-                <w:b w:val="0"/>
-                <w:i w:val="0"/>
-                <w:sz w:val="17"/>
-              </w:rPr>
-              <w:t>Dans les milieux urbains c'est peu probable de voir une école dont les élèves ou étudiants ne dépensent pas en frais d'uniformes, prière de verifier pour Coumba Sylla qui fréquente 1ére année de Supérieur et corriger ou confirmer avec le QG.</w:t>
-            </w:r>
-          </w:p>
-        </w:tc>
-      </w:tr>
-      <w:tr>
-        <w:tc>
-          <w:tcPr>
-            <w:tcW w:type="dxa" w:w="964"/>
-          </w:tcPr>
-          <w:p>
-            <w:r>
-              <w:rPr>
-                <w:b/>
-                <w:i w:val="0"/>
-                <w:color w:val="EA580C"/>
-                <w:sz w:val="16"/>
-              </w:rPr>
-              <w:t>Moyenne</w:t>
-            </w:r>
-          </w:p>
-        </w:tc>
-        <w:tc>
-          <w:tcPr>
-            <w:tcW w:type="dxa" w:w="1247"/>
-          </w:tcPr>
-          <w:p>
-            <w:r>
-              <w:rPr>
-                <w:b/>
-                <w:i w:val="0"/>
-                <w:sz w:val="16"/>
-              </w:rPr>
-              <w:t>S02</w:t>
-              <w:br/>
-            </w:r>
-            <w:r>
-              <w:rPr>
-                <w:b w:val="0"/>
-                <w:i w:val="0"/>
-                <w:color w:val="64748B"/>
-                <w:sz w:val="14"/>
-              </w:rPr>
-              <w:t>Éducation</w:t>
-            </w:r>
-          </w:p>
-        </w:tc>
-        <w:tc>
-          <w:tcPr>
-            <w:tcW w:type="dxa" w:w="1531"/>
-          </w:tcPr>
-          <w:p>
-            <w:r>
-              <w:rPr>
-                <w:b/>
-                <w:i w:val="0"/>
-                <w:color w:val="16A34A"/>
-                <w:sz w:val="16"/>
-              </w:rPr>
-              <w:t>—</w:t>
-            </w:r>
-          </w:p>
-        </w:tc>
-        <w:tc>
-          <w:tcPr>
-            <w:tcW w:type="dxa" w:w="1191"/>
-          </w:tcPr>
-          <w:p>
-            <w:r>
-              <w:rPr>
-                <w:b w:val="0"/>
-                <w:i w:val="0"/>
-                <w:color w:val="64748B"/>
-                <w:sz w:val="16"/>
-              </w:rPr>
-              <w:t>GT-CQ</w:t>
-            </w:r>
-          </w:p>
-        </w:tc>
-        <w:tc>
-          <w:tcPr>
-            <w:tcW w:type="dxa" w:w="4706"/>
-          </w:tcPr>
-          <w:p>
-            <w:r>
-              <w:rPr>
-                <w:b w:val="0"/>
-                <w:i w:val="0"/>
-                <w:sz w:val="17"/>
-              </w:rPr>
-              <w:t>veuillez, s'il vous plait, confirmer les frais de scolarité ( 5000 FCFA) payée de Mariama Banouna Souaré avec le QG ou apporter les corrections nécessaires.</w:t>
-            </w:r>
-          </w:p>
-        </w:tc>
-      </w:tr>
-      <w:tr>
-        <w:tc>
-          <w:tcPr>
-            <w:tcW w:type="dxa" w:w="964"/>
-          </w:tcPr>
-          <w:p>
-            <w:r>
-              <w:rPr>
-                <w:b/>
-                <w:i w:val="0"/>
-                <w:color w:val="EA580C"/>
-                <w:sz w:val="16"/>
-              </w:rPr>
-              <w:t>Moyenne</w:t>
-            </w:r>
-          </w:p>
-        </w:tc>
-        <w:tc>
-          <w:tcPr>
-            <w:tcW w:type="dxa" w:w="1247"/>
-          </w:tcPr>
-          <w:p>
-            <w:r>
-              <w:rPr>
-                <w:b/>
-                <w:i w:val="0"/>
-                <w:sz w:val="16"/>
-              </w:rPr>
-              <w:t>S02</w:t>
-              <w:br/>
-            </w:r>
-            <w:r>
-              <w:rPr>
-                <w:b w:val="0"/>
-                <w:i w:val="0"/>
-                <w:color w:val="64748B"/>
-                <w:sz w:val="14"/>
-              </w:rPr>
-              <w:t>Éducation</w:t>
-            </w:r>
-          </w:p>
-        </w:tc>
-        <w:tc>
-          <w:tcPr>
-            <w:tcW w:type="dxa" w:w="1531"/>
-          </w:tcPr>
-          <w:p>
-            <w:r>
-              <w:rPr>
-                <w:b/>
-                <w:i w:val="0"/>
-                <w:color w:val="16A34A"/>
-                <w:sz w:val="16"/>
-              </w:rPr>
-              <w:t>s01q63, s00q04, s02q25, s01q00b, s02q17_2, s02q15_2</w:t>
-            </w:r>
-          </w:p>
-        </w:tc>
-        <w:tc>
-          <w:tcPr>
-            <w:tcW w:type="dxa" w:w="1191"/>
-          </w:tcPr>
-          <w:p>
-            <w:r>
-              <w:rPr>
-                <w:b w:val="0"/>
-                <w:i w:val="0"/>
-                <w:color w:val="64748B"/>
-                <w:sz w:val="16"/>
-              </w:rPr>
-              <w:t>GT-CQ</w:t>
-            </w:r>
-          </w:p>
-        </w:tc>
-        <w:tc>
-          <w:tcPr>
-            <w:tcW w:type="dxa" w:w="4706"/>
-          </w:tcPr>
-          <w:p>
-            <w:r>
-              <w:rPr>
-                <w:b w:val="0"/>
-                <w:i w:val="0"/>
-                <w:sz w:val="17"/>
-              </w:rPr>
-              <w:t>Dans les milieux urbains c'est peu probable de voir une école dont les élèves ou étudiants ne dépensent pas en frais d'uniformes, prière de verifier pour Mariama Banouna Souaré qui fréquente 3ème année de Secondaire 2 Général et corriger ou confirmer avec le QG.</w:t>
-            </w:r>
-          </w:p>
-        </w:tc>
-      </w:tr>
-      <w:tr>
-        <w:tc>
-          <w:tcPr>
-            <w:tcW w:type="dxa" w:w="964"/>
-          </w:tcPr>
-          <w:p>
-            <w:r>
-              <w:rPr>
-                <w:b/>
-                <w:i w:val="0"/>
-                <w:color w:val="EA580C"/>
-                <w:sz w:val="16"/>
-              </w:rPr>
-              <w:t>Moyenne</w:t>
-            </w:r>
-          </w:p>
-        </w:tc>
-        <w:tc>
-          <w:tcPr>
-            <w:tcW w:type="dxa" w:w="1247"/>
-          </w:tcPr>
-          <w:p>
-            <w:r>
-              <w:rPr>
-                <w:b/>
-                <w:i w:val="0"/>
-                <w:sz w:val="16"/>
-              </w:rPr>
-              <w:t>S02</w:t>
-              <w:br/>
-            </w:r>
-            <w:r>
-              <w:rPr>
-                <w:b w:val="0"/>
-                <w:i w:val="0"/>
-                <w:color w:val="64748B"/>
-                <w:sz w:val="14"/>
-              </w:rPr>
-              <w:t>Éducation</w:t>
-            </w:r>
-          </w:p>
-        </w:tc>
-        <w:tc>
-          <w:tcPr>
-            <w:tcW w:type="dxa" w:w="1531"/>
-          </w:tcPr>
-          <w:p>
-            <w:r>
-              <w:rPr>
-                <w:b/>
-                <w:i w:val="0"/>
-                <w:color w:val="16A34A"/>
-                <w:sz w:val="16"/>
-              </w:rPr>
-              <w:t>—</w:t>
-            </w:r>
-          </w:p>
-        </w:tc>
-        <w:tc>
-          <w:tcPr>
-            <w:tcW w:type="dxa" w:w="1191"/>
-          </w:tcPr>
-          <w:p>
-            <w:r>
-              <w:rPr>
-                <w:b w:val="0"/>
-                <w:i w:val="0"/>
-                <w:color w:val="64748B"/>
-                <w:sz w:val="16"/>
-              </w:rPr>
-              <w:t>GT-CQ</w:t>
-            </w:r>
-          </w:p>
-        </w:tc>
-        <w:tc>
-          <w:tcPr>
-            <w:tcW w:type="dxa" w:w="4706"/>
-          </w:tcPr>
-          <w:p>
-            <w:r>
-              <w:rPr>
-                <w:b w:val="0"/>
-                <w:i w:val="0"/>
-                <w:sz w:val="17"/>
-              </w:rPr>
-              <w:t>veuillez, s'il vous plait, confirmer les frais de scolarité ( 7500 FCFA) payée de Diouma Wourry Sylla avec le QG ou apporter les corrections nécessaires.</w:t>
-            </w:r>
-          </w:p>
-        </w:tc>
-      </w:tr>
-      <w:tr>
-        <w:tc>
-          <w:tcPr>
-            <w:tcW w:type="dxa" w:w="964"/>
-          </w:tcPr>
-          <w:p>
-            <w:r>
-              <w:rPr>
-                <w:b/>
-                <w:i w:val="0"/>
-                <w:color w:val="EA580C"/>
-                <w:sz w:val="16"/>
-              </w:rPr>
-              <w:t>Moyenne</w:t>
-            </w:r>
-          </w:p>
-        </w:tc>
-        <w:tc>
-          <w:tcPr>
-            <w:tcW w:type="dxa" w:w="1247"/>
-          </w:tcPr>
-          <w:p>
-            <w:r>
-              <w:rPr>
-                <w:b/>
-                <w:i w:val="0"/>
-                <w:sz w:val="16"/>
-              </w:rPr>
-              <w:t>S02</w:t>
-              <w:br/>
-            </w:r>
-            <w:r>
-              <w:rPr>
-                <w:b w:val="0"/>
-                <w:i w:val="0"/>
-                <w:color w:val="64748B"/>
-                <w:sz w:val="14"/>
-              </w:rPr>
-              <w:t>Éducation</w:t>
-            </w:r>
-          </w:p>
-        </w:tc>
-        <w:tc>
-          <w:tcPr>
-            <w:tcW w:type="dxa" w:w="1531"/>
-          </w:tcPr>
-          <w:p>
-            <w:r>
-              <w:rPr>
-                <w:b/>
-                <w:i w:val="0"/>
-                <w:color w:val="16A34A"/>
-                <w:sz w:val="16"/>
-              </w:rPr>
-              <w:t>s01q63, s00q04, s02q25, s01q00b, s02q17_2, s02q15_2</w:t>
-            </w:r>
-          </w:p>
-        </w:tc>
-        <w:tc>
-          <w:tcPr>
-            <w:tcW w:type="dxa" w:w="1191"/>
-          </w:tcPr>
-          <w:p>
-            <w:r>
-              <w:rPr>
-                <w:b w:val="0"/>
-                <w:i w:val="0"/>
-                <w:color w:val="64748B"/>
-                <w:sz w:val="16"/>
-              </w:rPr>
-              <w:t>GT-CQ</w:t>
-            </w:r>
-          </w:p>
-        </w:tc>
-        <w:tc>
-          <w:tcPr>
-            <w:tcW w:type="dxa" w:w="4706"/>
-          </w:tcPr>
-          <w:p>
-            <w:r>
-              <w:rPr>
-                <w:b w:val="0"/>
-                <w:i w:val="0"/>
-                <w:sz w:val="17"/>
-              </w:rPr>
-              <w:t>Dans les milieux urbains c'est peu probable de voir une école dont les élèves ou étudiants ne dépensent pas en frais d'uniformes, prière de verifier pour Diouma Wourry Sylla qui fréquente 1ére année de Secondaire 1 (Moyen) Général et corriger ou confirmer avec le QG.</w:t>
-            </w:r>
-          </w:p>
-        </w:tc>
-      </w:tr>
-      <w:tr>
-        <w:tc>
-          <w:tcPr>
-            <w:tcW w:type="dxa" w:w="964"/>
-          </w:tcPr>
-          <w:p>
-            <w:r>
-              <w:rPr>
-                <w:b/>
-                <w:i w:val="0"/>
-                <w:color w:val="EA580C"/>
-                <w:sz w:val="16"/>
-              </w:rPr>
-              <w:t>Moyenne</w:t>
-            </w:r>
-          </w:p>
-        </w:tc>
-        <w:tc>
-          <w:tcPr>
-            <w:tcW w:type="dxa" w:w="1247"/>
-          </w:tcPr>
-          <w:p>
-            <w:r>
-              <w:rPr>
-                <w:b/>
-                <w:i w:val="0"/>
-                <w:sz w:val="16"/>
-              </w:rPr>
-              <w:t>S02</w:t>
-              <w:br/>
-            </w:r>
-            <w:r>
-              <w:rPr>
-                <w:b w:val="0"/>
-                <w:i w:val="0"/>
-                <w:color w:val="64748B"/>
-                <w:sz w:val="14"/>
-              </w:rPr>
-              <w:t>Éducation</w:t>
-            </w:r>
-          </w:p>
-        </w:tc>
-        <w:tc>
-          <w:tcPr>
-            <w:tcW w:type="dxa" w:w="1531"/>
-          </w:tcPr>
-          <w:p>
-            <w:r>
-              <w:rPr>
-                <w:b/>
-                <w:i w:val="0"/>
-                <w:color w:val="16A34A"/>
-                <w:sz w:val="16"/>
-              </w:rPr>
-              <w:t>s01q63, s00q04, s02q25, s01q00b, s02q17_2, s02q15_2</w:t>
-            </w:r>
-          </w:p>
-        </w:tc>
-        <w:tc>
-          <w:tcPr>
-            <w:tcW w:type="dxa" w:w="1191"/>
-          </w:tcPr>
-          <w:p>
-            <w:r>
-              <w:rPr>
-                <w:b w:val="0"/>
-                <w:i w:val="0"/>
-                <w:color w:val="64748B"/>
-                <w:sz w:val="16"/>
-              </w:rPr>
-              <w:t>GT-CQ</w:t>
-            </w:r>
-          </w:p>
-        </w:tc>
-        <w:tc>
-          <w:tcPr>
-            <w:tcW w:type="dxa" w:w="4706"/>
-          </w:tcPr>
-          <w:p>
-            <w:r>
-              <w:rPr>
-                <w:b w:val="0"/>
-                <w:i w:val="0"/>
-                <w:sz w:val="17"/>
-              </w:rPr>
-              <w:t>Dans les milieux urbains c'est peu probable de voir une école dont les élèves ou étudiants ne dépensent pas en frais d'uniformes, prière de verifier pour Fatou Sylla qui fréquente 4ème année de Primaire et corriger ou confirmer avec le QG.</w:t>
-            </w:r>
-          </w:p>
-        </w:tc>
-      </w:tr>
-      <w:tr>
-        <w:tc>
-          <w:tcPr>
-            <w:tcW w:type="dxa" w:w="964"/>
-          </w:tcPr>
-          <w:p>
-            <w:r>
-              <w:rPr>
-                <w:b/>
-                <w:i w:val="0"/>
-                <w:color w:val="EA580C"/>
-                <w:sz w:val="16"/>
-              </w:rPr>
-              <w:t>Moyenne</w:t>
-            </w:r>
-          </w:p>
-        </w:tc>
-        <w:tc>
-          <w:tcPr>
-            <w:tcW w:type="dxa" w:w="1247"/>
-          </w:tcPr>
-          <w:p>
-            <w:r>
-              <w:rPr>
-                <w:b/>
-                <w:i w:val="0"/>
-                <w:sz w:val="16"/>
-              </w:rPr>
-              <w:t>S02</w:t>
-              <w:br/>
-            </w:r>
-            <w:r>
-              <w:rPr>
-                <w:b w:val="0"/>
-                <w:i w:val="0"/>
-                <w:color w:val="64748B"/>
-                <w:sz w:val="14"/>
-              </w:rPr>
-              <w:t>Éducation</w:t>
-            </w:r>
-          </w:p>
-        </w:tc>
-        <w:tc>
-          <w:tcPr>
-            <w:tcW w:type="dxa" w:w="1531"/>
-          </w:tcPr>
-          <w:p>
-            <w:r>
-              <w:rPr>
-                <w:b/>
-                <w:i w:val="0"/>
-                <w:color w:val="16A34A"/>
-                <w:sz w:val="16"/>
-              </w:rPr>
-              <w:t>s01q63, s00q04, s02q25, s01q00b, s02q17_2, s02q15_2</w:t>
-            </w:r>
-          </w:p>
-        </w:tc>
-        <w:tc>
-          <w:tcPr>
-            <w:tcW w:type="dxa" w:w="1191"/>
-          </w:tcPr>
-          <w:p>
-            <w:r>
-              <w:rPr>
-                <w:b w:val="0"/>
-                <w:i w:val="0"/>
-                <w:color w:val="64748B"/>
-                <w:sz w:val="16"/>
-              </w:rPr>
-              <w:t>GT-CQ</w:t>
-            </w:r>
-          </w:p>
-        </w:tc>
-        <w:tc>
-          <w:tcPr>
-            <w:tcW w:type="dxa" w:w="4706"/>
-          </w:tcPr>
-          <w:p>
-            <w:r>
-              <w:rPr>
-                <w:b w:val="0"/>
-                <w:i w:val="0"/>
-                <w:sz w:val="17"/>
-              </w:rPr>
-              <w:t>Dans les milieux urbains c'est peu probable de voir une école dont les élèves ou étudiants ne dépensent pas en frais d'uniformes, prière de verifier pour Ibrahima Sorry Sylla qui fréquente 2ème année de Primaire et corriger ou confirmer avec le QG.</w:t>
             </w:r>
           </w:p>
         </w:tc>
